--- a/docs/Day1_米蘭機場到Siena.docx
+++ b/docs/Day1_米蘭機場到Siena.docx
@@ -65,25 +65,21 @@
         </w:rPr>
         <w:t>07:35  抵達米蘭 Malpensa 機場 (MXP) T1</w:t>
         <w:br/>
-        <w:t xml:space="preserve">        |  入境、提領行李（預估 45~60 分鐘）</w:t>
+        <w:t xml:space="preserve">        |  入境查驗 → 提領行李 → 通過海關（預估 45~60 分鐘）</w:t>
         <w:br/>
-        <w:t xml:space="preserve">        |  與司導會合（出境大廳舉牌）</w:t>
+        <w:t xml:space="preserve">        |  抵達 Arrivals 大廳與司機會合（舉牌等候）</w:t>
         <w:br/>
         <w:t>09:00  EUROCOVER 包車自 MXP 出發</w:t>
         <w:br/>
-        <w:t xml:space="preserve">        |  全程高速公路約 3.5 小時，途中可休息站停一次</w:t>
+        <w:t xml:space="preserve">        |  A1 高速公路南下，途經 Parma（中停午餐／參觀 約 1.5~2 小時）</w:t>
         <w:br/>
-        <w:t>12:30  抵達 Siena 老城區（含中途休息）</w:t>
+        <w:t>~11:00 抵達 Parma（帕馬火腿、帕馬森乳酪原產地）</w:t>
         <w:br/>
-        <w:t xml:space="preserve">        |  司導直接開進 ZTL 限行區送至住宿門口卸貨</w:t>
+        <w:t>~13:00 Parma 出發，續行 A1 南下</w:t>
         <w:br/>
-        <w:t>12:45  Siena 住宿 — Loggia Senensis 卸行李</w:t>
+        <w:t>~15:30~16:00  抵達 Siena 老城，住宿門口卸行李 → Check-in</w:t>
         <w:br/>
-        <w:t xml:space="preserve">        |  房東備餐／街角餐廳簡餐</w:t>
-        <w:br/>
-        <w:t>14:00  房間整理、稍作休息（check-in 標準時間 15:00）</w:t>
-        <w:br/>
-        <w:t>15:00  正式 Check-in，開始 Siena 老城散步</w:t>
+        <w:t>傍晚   Siena 老城散步、晚餐</w:t>
       </w:r>
     </w:p>
     <w:p>
@@ -99,7 +95,7 @@
         <w:pStyle w:val="Heading2"/>
       </w:pPr>
       <w:r>
-        <w:t>已訂方案：EUROCOVER 私家包車（直達進老城）</w:t>
+        <w:t>已訂方案：EUROCOVER 私家包車（含 Parma 中停）</w:t>
       </w:r>
     </w:p>
     <w:p>
@@ -205,7 +201,7 @@
                 <w:rFonts w:ascii="Microsoft JhengHei" w:hAnsi="Microsoft JhengHei" w:eastAsia="Microsoft JhengHei"/>
                 <w:sz w:val="19"/>
               </w:rPr>
-              <w:t>EUROCOVER（歐洲旅遊／義大利在地車行）</w:t>
+              <w:t>EUROCOVER 歐尋訂製旅遊（法國 / 義大利在地車行）</w:t>
             </w:r>
           </w:p>
         </w:tc>
@@ -215,6 +211,52 @@
           <w:tcPr>
             <w:tcW w:type="dxa" w:w="4536"/>
             <w:shd w:fill="EBF5FB"/>
+          </w:tcPr>
+          <w:p>
+            <w:r/>
+            <w:r>
+              <w:rPr>
+                <w:rFonts w:ascii="Microsoft JhengHei" w:hAnsi="Microsoft JhengHei" w:eastAsia="Microsoft JhengHei"/>
+                <w:sz w:val="19"/>
+              </w:rPr>
+            </w:r>
+            <w:r>
+              <w:rPr>
+                <w:rFonts w:ascii="Microsoft JhengHei" w:hAnsi="Microsoft JhengHei" w:eastAsia="Microsoft JhengHei"/>
+                <w:b/>
+                <w:sz w:val="19"/>
+              </w:rPr>
+              <w:t>服務</w:t>
+            </w:r>
+            <w:r>
+              <w:rPr>
+                <w:rFonts w:ascii="Microsoft JhengHei" w:hAnsi="Microsoft JhengHei" w:eastAsia="Microsoft JhengHei"/>
+                <w:sz w:val="19"/>
+              </w:rPr>
+            </w:r>
+          </w:p>
+        </w:tc>
+        <w:tc>
+          <w:tcPr>
+            <w:tcW w:type="dxa" w:w="4536"/>
+            <w:shd w:fill="EBF5FB"/>
+          </w:tcPr>
+          <w:p>
+            <w:r/>
+            <w:r>
+              <w:rPr>
+                <w:rFonts w:ascii="Microsoft JhengHei" w:hAnsi="Microsoft JhengHei" w:eastAsia="Microsoft JhengHei"/>
+                <w:sz w:val="19"/>
+              </w:rPr>
+              <w:t>商務車包車 10 hr/日，共 1 日</w:t>
+            </w:r>
+          </w:p>
+        </w:tc>
+      </w:tr>
+      <w:tr>
+        <w:tc>
+          <w:tcPr>
+            <w:tcW w:type="dxa" w:w="4536"/>
           </w:tcPr>
           <w:p>
             <w:r/>
@@ -243,7 +285,6 @@
         <w:tc>
           <w:tcPr>
             <w:tcW w:type="dxa" w:w="4536"/>
-            <w:shd w:fill="EBF5FB"/>
           </w:tcPr>
           <w:p>
             <w:r/>
@@ -252,52 +293,7 @@
                 <w:rFonts w:ascii="Microsoft JhengHei" w:hAnsi="Microsoft JhengHei" w:eastAsia="Microsoft JhengHei"/>
                 <w:sz w:val="19"/>
               </w:rPr>
-              <w:t>MXP T1 → Siena 住宿門口（直達，不需轉車）</w:t>
-            </w:r>
-          </w:p>
-        </w:tc>
-      </w:tr>
-      <w:tr>
-        <w:tc>
-          <w:tcPr>
-            <w:tcW w:type="dxa" w:w="4536"/>
-          </w:tcPr>
-          <w:p>
-            <w:r/>
-            <w:r>
-              <w:rPr>
-                <w:rFonts w:ascii="Microsoft JhengHei" w:hAnsi="Microsoft JhengHei" w:eastAsia="Microsoft JhengHei"/>
-                <w:sz w:val="19"/>
-              </w:rPr>
-            </w:r>
-            <w:r>
-              <w:rPr>
-                <w:rFonts w:ascii="Microsoft JhengHei" w:hAnsi="Microsoft JhengHei" w:eastAsia="Microsoft JhengHei"/>
-                <w:b/>
-                <w:sz w:val="19"/>
-              </w:rPr>
-              <w:t>車程</w:t>
-            </w:r>
-            <w:r>
-              <w:rPr>
-                <w:rFonts w:ascii="Microsoft JhengHei" w:hAnsi="Microsoft JhengHei" w:eastAsia="Microsoft JhengHei"/>
-                <w:sz w:val="19"/>
-              </w:rPr>
-            </w:r>
-          </w:p>
-        </w:tc>
-        <w:tc>
-          <w:tcPr>
-            <w:tcW w:type="dxa" w:w="4536"/>
-          </w:tcPr>
-          <w:p>
-            <w:r/>
-            <w:r>
-              <w:rPr>
-                <w:rFonts w:ascii="Microsoft JhengHei" w:hAnsi="Microsoft JhengHei" w:eastAsia="Microsoft JhengHei"/>
-                <w:sz w:val="19"/>
-              </w:rPr>
-              <w:t>約 3.5 ~ 4 小時（含中途休息）</w:t>
+              <w:t>MXP T1 → Parma 中停 → Siena 住宿</w:t>
             </w:r>
           </w:p>
         </w:tc>
@@ -344,7 +340,7 @@
                 <w:rFonts w:ascii="Microsoft JhengHei" w:hAnsi="Microsoft JhengHei" w:eastAsia="Microsoft JhengHei"/>
                 <w:sz w:val="19"/>
               </w:rPr>
-              <w:t>Minivan（可容納 5 人 + 10 件大行李）</w:t>
+              <w:t>商務車 Minivan（5 大人 + 10 件大行李）</w:t>
             </w:r>
           </w:p>
         </w:tc>
@@ -368,7 +364,7 @@
                 <w:b/>
                 <w:sz w:val="19"/>
               </w:rPr>
-              <w:t>總價</w:t>
+              <w:t>總價（未稅）</w:t>
             </w:r>
             <w:r>
               <w:rPr>
@@ -389,22 +385,7 @@
                 <w:rFonts w:ascii="Microsoft JhengHei" w:hAnsi="Microsoft JhengHei" w:eastAsia="Microsoft JhengHei"/>
                 <w:sz w:val="19"/>
               </w:rPr>
-              <w:t>EUR 1,310（</w:t>
-            </w:r>
-            <w:r>
-              <w:rPr>
-                <w:rFonts w:ascii="Microsoft JhengHei" w:hAnsi="Microsoft JhengHei" w:eastAsia="Microsoft JhengHei"/>
-                <w:b/>
-                <w:sz w:val="19"/>
-              </w:rPr>
-              <w:t>進老城方案</w:t>
-            </w:r>
-            <w:r>
-              <w:rPr>
-                <w:rFonts w:ascii="Microsoft JhengHei" w:hAnsi="Microsoft JhengHei" w:eastAsia="Microsoft JhengHei"/>
-                <w:sz w:val="19"/>
-              </w:rPr>
-              <w:t xml:space="preserve"> — 司導開車進 ZTL 直達住宿門口）</w:t>
+              <w:t>EUR 1,010（5 人合計）</w:t>
             </w:r>
           </w:p>
         </w:tc>
@@ -451,52 +432,7 @@
                 <w:rFonts w:ascii="Microsoft JhengHei" w:hAnsi="Microsoft JhengHei" w:eastAsia="Microsoft JhengHei"/>
                 <w:sz w:val="19"/>
               </w:rPr>
-              <w:t>EUR 262（TWD 約 9,615）</w:t>
-            </w:r>
-          </w:p>
-        </w:tc>
-      </w:tr>
-      <w:tr>
-        <w:tc>
-          <w:tcPr>
-            <w:tcW w:type="dxa" w:w="4536"/>
-          </w:tcPr>
-          <w:p>
-            <w:r/>
-            <w:r>
-              <w:rPr>
-                <w:rFonts w:ascii="Microsoft JhengHei" w:hAnsi="Microsoft JhengHei" w:eastAsia="Microsoft JhengHei"/>
-                <w:sz w:val="19"/>
-              </w:rPr>
-            </w:r>
-            <w:r>
-              <w:rPr>
-                <w:rFonts w:ascii="Microsoft JhengHei" w:hAnsi="Microsoft JhengHei" w:eastAsia="Microsoft JhengHei"/>
-                <w:b/>
-                <w:sz w:val="19"/>
-              </w:rPr>
-              <w:t>付款方式</w:t>
-            </w:r>
-            <w:r>
-              <w:rPr>
-                <w:rFonts w:ascii="Microsoft JhengHei" w:hAnsi="Microsoft JhengHei" w:eastAsia="Microsoft JhengHei"/>
-                <w:sz w:val="19"/>
-              </w:rPr>
-            </w:r>
-          </w:p>
-        </w:tc>
-        <w:tc>
-          <w:tcPr>
-            <w:tcW w:type="dxa" w:w="4536"/>
-          </w:tcPr>
-          <w:p>
-            <w:r/>
-            <w:r>
-              <w:rPr>
-                <w:rFonts w:ascii="Microsoft JhengHei" w:hAnsi="Microsoft JhengHei" w:eastAsia="Microsoft JhengHei"/>
-                <w:sz w:val="19"/>
-              </w:rPr>
-              <w:t>依車行確認，通常為現場付款或部分訂金電匯</w:t>
+              <w:t>EUR 202（TWD 約 7,413）</w:t>
             </w:r>
           </w:p>
         </w:tc>
@@ -508,7 +444,57 @@
         <w:pStyle w:val="Heading3"/>
       </w:pPr>
       <w:r>
-        <w:t>為何選擇進老城方案（€1,310）而非 ZTL 外停車（€1,010）</w:t>
+        <w:t>已含 / 不含</w:t>
+      </w:r>
+    </w:p>
+    <w:p>
+      <w:pPr/>
+      <w:r>
+        <w:rPr>
+          <w:rFonts w:ascii="Microsoft JhengHei" w:hAnsi="Microsoft JhengHei" w:eastAsia="Microsoft JhengHei"/>
+        </w:rPr>
+      </w:r>
+      <w:r>
+        <w:rPr>
+          <w:rFonts w:ascii="Microsoft JhengHei" w:hAnsi="Microsoft JhengHei" w:eastAsia="Microsoft JhengHei"/>
+          <w:b/>
+        </w:rPr>
+        <w:t>已含</w:t>
+      </w:r>
+      <w:r>
+        <w:rPr>
+          <w:rFonts w:ascii="Microsoft JhengHei" w:hAnsi="Microsoft JhengHei" w:eastAsia="Microsoft JhengHei"/>
+        </w:rPr>
+        <w:t>：司導包車費用（過路費、油費、小費、住宿費、遠途費）、線上顧問服務</w:t>
+      </w:r>
+    </w:p>
+    <w:p>
+      <w:pPr/>
+      <w:r>
+        <w:rPr>
+          <w:rFonts w:ascii="Microsoft JhengHei" w:hAnsi="Microsoft JhengHei" w:eastAsia="Microsoft JhengHei"/>
+        </w:rPr>
+      </w:r>
+      <w:r>
+        <w:rPr>
+          <w:rFonts w:ascii="Microsoft JhengHei" w:hAnsi="Microsoft JhengHei" w:eastAsia="Microsoft JhengHei"/>
+          <w:b/>
+        </w:rPr>
+        <w:t>不含</w:t>
+      </w:r>
+      <w:r>
+        <w:rPr>
+          <w:rFonts w:ascii="Microsoft JhengHei" w:hAnsi="Microsoft JhengHei" w:eastAsia="Microsoft JhengHei"/>
+        </w:rPr>
+        <w:t>：旅客住宿、餐費、機票、加班費（第 11 小時起 EUR 60/小時）、景點門票、司導下車陪同的停車費</w:t>
+      </w:r>
+    </w:p>
+    <w:p>
+      <w:pPr>
+        <w:pStyle w:val="Heading3"/>
+      </w:pPr>
+      <w:r>
+        <w:t>付款排程</w:t>
       </w:r>
     </w:p>
     <w:p>
@@ -520,22 +506,7 @@
           <w:rFonts w:ascii="Microsoft JhengHei" w:hAnsi="Microsoft JhengHei" w:eastAsia="Microsoft JhengHei"/>
           <w:sz w:val="21"/>
         </w:rPr>
-        <w:t xml:space="preserve">• </w:t>
-      </w:r>
-      <w:r>
-        <w:rPr>
-          <w:rFonts w:ascii="Microsoft JhengHei" w:hAnsi="Microsoft JhengHei" w:eastAsia="Microsoft JhengHei"/>
-          <w:b/>
-          <w:sz w:val="21"/>
-        </w:rPr>
-        <w:t>長班抵達後體力</w:t>
-      </w:r>
-      <w:r>
-        <w:rPr>
-          <w:rFonts w:ascii="Microsoft JhengHei" w:hAnsi="Microsoft JhengHei" w:eastAsia="Microsoft JhengHei"/>
-          <w:sz w:val="21"/>
-        </w:rPr>
-        <w:t>：BR95 13h50m 直飛，5 位旅客提行李走 10 分鐘石板路會非常吃力</w:t>
+        <w:t>• 訂金 60%：EUR 606（協議報價有效期前支付）</w:t>
       </w:r>
     </w:p>
     <w:p>
@@ -547,22 +518,7 @@
           <w:rFonts w:ascii="Microsoft JhengHei" w:hAnsi="Microsoft JhengHei" w:eastAsia="Microsoft JhengHei"/>
           <w:sz w:val="21"/>
         </w:rPr>
-        <w:t xml:space="preserve">• </w:t>
-      </w:r>
-      <w:r>
-        <w:rPr>
-          <w:rFonts w:ascii="Microsoft JhengHei" w:hAnsi="Microsoft JhengHei" w:eastAsia="Microsoft JhengHei"/>
-          <w:b/>
-          <w:sz w:val="21"/>
-        </w:rPr>
-        <w:t>行李量</w:t>
-      </w:r>
-      <w:r>
-        <w:rPr>
-          <w:rFonts w:ascii="Microsoft JhengHei" w:hAnsi="Microsoft JhengHei" w:eastAsia="Microsoft JhengHei"/>
-          <w:sz w:val="21"/>
-        </w:rPr>
-        <w:t>：5 人約 10 件大型託運行李，無法一次拖完，分批走耗時更久</w:t>
+        <w:t>• 尾款 40%：EUR 404（出發前 1 週）</w:t>
       </w:r>
     </w:p>
     <w:p>
@@ -574,49 +530,7 @@
           <w:rFonts w:ascii="Microsoft JhengHei" w:hAnsi="Microsoft JhengHei" w:eastAsia="Microsoft JhengHei"/>
           <w:sz w:val="21"/>
         </w:rPr>
-        <w:t xml:space="preserve">• </w:t>
-      </w:r>
-      <w:r>
-        <w:rPr>
-          <w:rFonts w:ascii="Microsoft JhengHei" w:hAnsi="Microsoft JhengHei" w:eastAsia="Microsoft JhengHei"/>
-          <w:b/>
-          <w:sz w:val="21"/>
-        </w:rPr>
-        <w:t>價差合理</w:t>
-      </w:r>
-      <w:r>
-        <w:rPr>
-          <w:rFonts w:ascii="Microsoft JhengHei" w:hAnsi="Microsoft JhengHei" w:eastAsia="Microsoft JhengHei"/>
-          <w:sz w:val="21"/>
-        </w:rPr>
-        <w:t>：差額 EUR 300（每人 EUR 60、TWD 約 2,200），換來直接送到飯店門口卸貨</w:t>
-      </w:r>
-    </w:p>
-    <w:p>
-      <w:pPr>
-        <w:ind w:left="454" w:hanging="227"/>
-      </w:pPr>
-      <w:r>
-        <w:rPr>
-          <w:rFonts w:ascii="Microsoft JhengHei" w:hAnsi="Microsoft JhengHei" w:eastAsia="Microsoft JhengHei"/>
-          <w:sz w:val="21"/>
-        </w:rPr>
-        <w:t xml:space="preserve">• </w:t>
-      </w:r>
-      <w:r>
-        <w:rPr>
-          <w:rFonts w:ascii="Microsoft JhengHei" w:hAnsi="Microsoft JhengHei" w:eastAsia="Microsoft JhengHei"/>
-          <w:b/>
-          <w:sz w:val="21"/>
-        </w:rPr>
-        <w:t>6 月午後氣溫</w:t>
-      </w:r>
-      <w:r>
-        <w:rPr>
-          <w:rFonts w:ascii="Microsoft JhengHei" w:hAnsi="Microsoft JhengHei" w:eastAsia="Microsoft JhengHei"/>
-          <w:sz w:val="21"/>
-        </w:rPr>
-        <w:t>：托斯卡尼 6 月午後常達 30°C 以上，老城走斜坡會大量流汗</w:t>
+        <w:t>• 可付新台幣／歐元，銀行轉帳、外幣匯款或刷卡（刷卡另加稅與手續費）</w:t>
       </w:r>
     </w:p>
     <w:p>
@@ -752,7 +666,7 @@
           <w:rFonts w:ascii="Microsoft JhengHei" w:hAnsi="Microsoft JhengHei" w:eastAsia="Microsoft JhengHei"/>
           <w:sz w:val="21"/>
         </w:rPr>
-        <w:t>• 米蘭→Siena 約 350 公里，途中通常會在 Autogrill 高速公路休息站停 15~20 分鐘</w:t>
+        <w:t>• MXP → Parma → Siena 全程約 480 公里（純行車約 4.5~5 小時，未含 Parma 中停與休息）</w:t>
       </w:r>
     </w:p>
     <w:p>
@@ -764,7 +678,7 @@
           <w:rFonts w:ascii="Microsoft JhengHei" w:hAnsi="Microsoft JhengHei" w:eastAsia="Microsoft JhengHei"/>
           <w:sz w:val="21"/>
         </w:rPr>
-        <w:t>• 可以買咖啡、上廁所、買水，車上吃零食 OK</w:t>
+        <w:t>• 途中通常會在 Autogrill 高速公路休息站停 15~20 分鐘，可以買咖啡、上廁所、買水，車上吃零食 OK</w:t>
       </w:r>
     </w:p>
     <w:p>
@@ -776,7 +690,7 @@
           <w:rFonts w:ascii="Microsoft JhengHei" w:hAnsi="Microsoft JhengHei" w:eastAsia="Microsoft JhengHei"/>
           <w:sz w:val="21"/>
         </w:rPr>
-        <w:t>• 司導會控制時間，總車程仍維持在 3.5~4 小時內</w:t>
+        <w:t>• 含 Parma 中停（1.5~2 小時）後，司機 10 小時服務時間預計使用 7~8 小時</w:t>
       </w:r>
     </w:p>
     <w:p>
@@ -808,7 +722,22 @@
           <w:rFonts w:ascii="Microsoft JhengHei" w:hAnsi="Microsoft JhengHei" w:eastAsia="Microsoft JhengHei"/>
           <w:sz w:val="21"/>
         </w:rPr>
-        <w:t>• EUROCOVER 是當地車行，司導熟悉 ZTL 規則並有合法通行證</w:t>
+        <w:t xml:space="preserve">• ⚠ </w:t>
+      </w:r>
+      <w:r>
+        <w:rPr>
+          <w:rFonts w:ascii="Microsoft JhengHei" w:hAnsi="Microsoft JhengHei" w:eastAsia="Microsoft JhengHei"/>
+          <w:b/>
+          <w:sz w:val="21"/>
+        </w:rPr>
+        <w:t>EUROCOVER 是法國登記車行</w:t>
+      </w:r>
+      <w:r>
+        <w:rPr>
+          <w:rFonts w:ascii="Microsoft JhengHei" w:hAnsi="Microsoft JhengHei" w:eastAsia="Microsoft JhengHei"/>
+          <w:sz w:val="21"/>
+        </w:rPr>
+        <w:t>，不一定預設持有 Siena 當地 ZTL 通行證 — 須出發前向車行索取車牌號碼，再請住宿房東協助把車牌登錄到 ZTL 系統（住宿業者可代訪客登錄）</w:t>
       </w:r>
     </w:p>
     <w:p>
@@ -835,7 +764,7 @@
           <w:rFonts w:ascii="Microsoft JhengHei" w:hAnsi="Microsoft JhengHei" w:eastAsia="Microsoft JhengHei"/>
           <w:sz w:val="21"/>
         </w:rPr>
-        <w:t>：Loggia Senensis 住宿門口（地址請查訂房聯絡群組）</w:t>
+        <w:t>：住宿門口（地址請查訂房聯絡群組）；若未能登錄成功，司機只能在最近合法停車點下車</w:t>
       </w:r>
     </w:p>
     <w:p>
@@ -847,7 +776,7 @@
           <w:rFonts w:ascii="Microsoft JhengHei" w:hAnsi="Microsoft JhengHei" w:eastAsia="Microsoft JhengHei"/>
           <w:sz w:val="21"/>
         </w:rPr>
-        <w:t>• 卸貨時間通常限制 15~20 分鐘，司導會協助快速搬運</w:t>
+        <w:t>• 卸貨時間通常限制 15~20 分鐘，司機會協助快速搬運</w:t>
       </w:r>
     </w:p>
     <w:p>
@@ -974,7 +903,7 @@
                 <w:color w:val="FFFFFF"/>
                 <w:sz w:val="20"/>
               </w:rPr>
-              <w:t>5人合計 (EUR)</w:t>
+              <w:t>5 人合計 (EUR)</w:t>
             </w:r>
           </w:p>
         </w:tc>
@@ -995,7 +924,7 @@
                 <w:color w:val="FFFFFF"/>
                 <w:sz w:val="20"/>
               </w:rPr>
-              <w:t>5人合計 (TWD)</w:t>
+              <w:t>5 人合計 (TWD)</w:t>
             </w:r>
           </w:p>
         </w:tc>
@@ -1027,7 +956,7 @@
                 <w:rFonts w:ascii="Microsoft JhengHei" w:hAnsi="Microsoft JhengHei" w:eastAsia="Microsoft JhengHei"/>
                 <w:sz w:val="19"/>
               </w:rPr>
-              <w:t>Malpensa Express（52 分）</w:t>
+              <w:t>Malpensa Express（約 50 分）</w:t>
             </w:r>
           </w:p>
         </w:tc>
@@ -1042,7 +971,7 @@
                 <w:rFonts w:ascii="Microsoft JhengHei" w:hAnsi="Microsoft JhengHei" w:eastAsia="Microsoft JhengHei"/>
                 <w:sz w:val="19"/>
               </w:rPr>
-              <w:t>13</w:t>
+              <w:t>15</w:t>
             </w:r>
           </w:p>
         </w:tc>
@@ -1057,7 +986,7 @@
                 <w:rFonts w:ascii="Microsoft JhengHei" w:hAnsi="Microsoft JhengHei" w:eastAsia="Microsoft JhengHei"/>
                 <w:sz w:val="19"/>
               </w:rPr>
-              <w:t>65</w:t>
+              <w:t>75</w:t>
             </w:r>
           </w:p>
         </w:tc>
@@ -1072,7 +1001,7 @@
                 <w:rFonts w:ascii="Microsoft JhengHei" w:hAnsi="Microsoft JhengHei" w:eastAsia="Microsoft JhengHei"/>
                 <w:sz w:val="19"/>
               </w:rPr>
-              <w:t>2,386</w:t>
+              <w:t>2,753</w:t>
             </w:r>
           </w:p>
         </w:tc>
@@ -1201,7 +1130,7 @@
                 <w:rFonts w:ascii="Microsoft JhengHei" w:hAnsi="Microsoft JhengHei" w:eastAsia="Microsoft JhengHei"/>
                 <w:sz w:val="19"/>
               </w:rPr>
-              <w:t>~30~40</w:t>
+              <w:t>30~40</w:t>
             </w:r>
           </w:p>
         </w:tc>
@@ -1300,7 +1229,7 @@
                 <w:b/>
                 <w:sz w:val="19"/>
               </w:rPr>
-              <w:t>63~83</w:t>
+              <w:t>65~85</w:t>
             </w:r>
             <w:r>
               <w:rPr>
@@ -1329,7 +1258,7 @@
                 <w:b/>
                 <w:sz w:val="19"/>
               </w:rPr>
-              <w:t>315~415</w:t>
+              <w:t>325~425</w:t>
             </w:r>
             <w:r>
               <w:rPr>
@@ -1358,7 +1287,7 @@
                 <w:b/>
                 <w:sz w:val="19"/>
               </w:rPr>
-              <w:t>11,561~15,231</w:t>
+              <w:t>11,928~15,598</w:t>
             </w:r>
             <w:r>
               <w:rPr>
@@ -1388,7 +1317,7 @@
           <w:rFonts w:ascii="Microsoft JhengHei" w:hAnsi="Microsoft JhengHei" w:eastAsia="Microsoft JhengHei"/>
           <w:sz w:val="21"/>
         </w:rPr>
-        <w:t>• MXP → 米蘭市區計程車公定價 EUR 105/車（4 人）</w:t>
+        <w:t>• MXP → 米蘭市區計程車公定價 EUR 114/車（4 人，2026 官方公定價）</w:t>
       </w:r>
     </w:p>
     <w:p>
@@ -1400,7 +1329,7 @@
           <w:rFonts w:ascii="Microsoft JhengHei" w:hAnsi="Microsoft JhengHei" w:eastAsia="Microsoft JhengHei"/>
           <w:sz w:val="21"/>
         </w:rPr>
-        <w:t>• 5 人需叫 2 台 → 不適合直達 Siena</w:t>
+        <w:t>• 5 人需叫 2 台，且固定價僅適用於米蘭市區，直達 Siena 須另行詢價（EUR 600~900）</w:t>
       </w:r>
     </w:p>
     <w:p>
@@ -1613,7 +1542,7 @@
                 <w:rFonts w:ascii="Microsoft JhengHei" w:hAnsi="Microsoft JhengHei" w:eastAsia="Microsoft JhengHei"/>
                 <w:sz w:val="19"/>
               </w:rPr>
-              <w:t>MXP → Siena 住宿</w:t>
+              <w:t>MXP → Parma → Siena</w:t>
             </w:r>
           </w:p>
         </w:tc>
@@ -1635,7 +1564,7 @@
                 <w:b/>
                 <w:sz w:val="19"/>
               </w:rPr>
-              <w:t>EUROCOVER 包車（進老城）</w:t>
+              <w:t>EUROCOVER 包車（10hr）</w:t>
             </w:r>
             <w:r>
               <w:rPr>
@@ -1663,7 +1592,7 @@
                 <w:b/>
                 <w:sz w:val="19"/>
               </w:rPr>
-              <w:t>1,310</w:t>
+              <w:t>1,010</w:t>
             </w:r>
             <w:r>
               <w:rPr>
@@ -1691,7 +1620,7 @@
                 <w:b/>
                 <w:sz w:val="19"/>
               </w:rPr>
-              <w:t>48,077</w:t>
+              <w:t>37,067</w:t>
             </w:r>
             <w:r>
               <w:rPr>
@@ -1719,7 +1648,7 @@
                 <w:b/>
                 <w:sz w:val="19"/>
               </w:rPr>
-              <w:t>9,615</w:t>
+              <w:t>7,413</w:t>
             </w:r>
             <w:r>
               <w:rPr>
@@ -1746,7 +1675,7 @@
           <w:color w:val="5D6D7E"/>
           <w:sz w:val="21"/>
         </w:rPr>
-        <w:t>與備案 A 火車方案（EUR 315~415）相比，多花 EUR 895~995（每人 TWD 6,569~7,303），換取：</w:t>
+        <w:t>與備案 A 火車方案（EUR 315~415）相比，多花 EUR 595~695（每人 TWD 4,367~5,101），換取：</w:t>
       </w:r>
     </w:p>
     <w:p>
@@ -1780,23 +1709,6 @@
           <w:color w:val="5D6D7E"/>
           <w:sz w:val="21"/>
         </w:rPr>
-        <w:t>- 不用走 10 分鐘石板路</w:t>
-      </w:r>
-    </w:p>
-    <w:p>
-      <w:pPr>
-        <w:ind w:left="283"/>
-        <w:pBdr>
-          <w:left w:val="single" w:sz="12" w:space="4" w:color="2E86C1"/>
-        </w:pBdr>
-        <w:shd w:fill="EBF5FB"/>
-      </w:pPr>
-      <w:r>
-        <w:rPr>
-          <w:rFonts w:ascii="Microsoft JhengHei" w:hAnsi="Microsoft JhengHei" w:eastAsia="Microsoft JhengHei"/>
-          <w:color w:val="5D6D7E"/>
-          <w:sz w:val="21"/>
-        </w:rPr>
         <w:t>- 直接送到住宿門口卸貨</w:t>
       </w:r>
     </w:p>
@@ -1814,7 +1726,24 @@
           <w:color w:val="5D6D7E"/>
           <w:sz w:val="21"/>
         </w:rPr>
-        <w:t>- 預計 12:30 抵達 Siena，比原方案 14:45 早 2 小時，下午有充足休息時間</w:t>
+        <w:t>- 中途於 Parma 體驗美食重鎮（火腿／乳酪原產地）</w:t>
+      </w:r>
+    </w:p>
+    <w:p>
+      <w:pPr>
+        <w:ind w:left="283"/>
+        <w:pBdr>
+          <w:left w:val="single" w:sz="12" w:space="4" w:color="2E86C1"/>
+        </w:pBdr>
+        <w:shd w:fill="EBF5FB"/>
+      </w:pPr>
+      <w:r>
+        <w:rPr>
+          <w:rFonts w:ascii="Microsoft JhengHei" w:hAnsi="Microsoft JhengHei" w:eastAsia="Microsoft JhengHei"/>
+          <w:color w:val="5D6D7E"/>
+          <w:sz w:val="21"/>
+        </w:rPr>
+        <w:t>- 全程司導陪同，無語言／轉乘負擔</w:t>
       </w:r>
     </w:p>
     <w:p>
@@ -1889,7 +1818,7 @@
           <w:rFonts w:ascii="Microsoft JhengHei" w:hAnsi="Microsoft JhengHei" w:eastAsia="Microsoft JhengHei"/>
           <w:sz w:val="21"/>
         </w:rPr>
-        <w:t>：包車預訂時已告知 5 人 + 10 件行李，車型為 Minivan，但建議出發前再確認一次</w:t>
+        <w:t>：包車預訂時已告知 5 人 + 10 件行李，車型為商務車（Minivan），但建議出發前再確認一次</w:t>
       </w:r>
     </w:p>
     <w:p>
@@ -1909,14 +1838,14 @@
           <w:b/>
           <w:sz w:val="21"/>
         </w:rPr>
-        <w:t>小費</w:t>
+        <w:t>小費已含</w:t>
       </w:r>
       <w:r>
         <w:rPr>
           <w:rFonts w:ascii="Microsoft JhengHei" w:hAnsi="Microsoft JhengHei" w:eastAsia="Microsoft JhengHei"/>
           <w:sz w:val="21"/>
         </w:rPr>
-        <w:t>：義大利不強制小費，但司導若協助卸行李、解說沿路風光，可給 EUR 20~30 表示感謝（5 人合計）</w:t>
+        <w:t>：包車費用已含司導每日基本小費；如服務超出預期再額外給予即可</w:t>
       </w:r>
     </w:p>
     <w:p>
@@ -1943,7 +1872,7 @@
           <w:rFonts w:ascii="Microsoft JhengHei" w:hAnsi="Microsoft JhengHei" w:eastAsia="Microsoft JhengHei"/>
           <w:sz w:val="21"/>
         </w:rPr>
-        <w:t>：保存 EUROCOVER 客服電話與司導 WhatsApp，萬一找不到人可立即聯絡</w:t>
+        <w:t>：保存 EUROCOVER 客服與司導 WhatsApp，萬一找不到人可立即聯絡</w:t>
       </w:r>
     </w:p>
     <w:p>
@@ -1970,7 +1899,7 @@
           <w:rFonts w:ascii="Microsoft JhengHei" w:hAnsi="Microsoft JhengHei" w:eastAsia="Microsoft JhengHei"/>
           <w:sz w:val="21"/>
         </w:rPr>
-        <w:t>：BR95 準點率不錯，但車行已包含追蹤班機服務，無需擔心抵達前的延誤；若超過 2 小時嚴重延誤，主動聯繫車行確認等候安排</w:t>
+        <w:t>：BR95 準點率不錯，車行會追蹤班機；若嚴重延誤主動知會</w:t>
       </w:r>
     </w:p>
     <w:p>
@@ -1990,14 +1919,14 @@
           <w:b/>
           <w:sz w:val="21"/>
         </w:rPr>
-        <w:t>匯率與付款</w:t>
+        <w:t>保險義務</w:t>
       </w:r>
       <w:r>
         <w:rPr>
           <w:rFonts w:ascii="Microsoft JhengHei" w:hAnsi="Microsoft JhengHei" w:eastAsia="Microsoft JhengHei"/>
           <w:sz w:val="21"/>
         </w:rPr>
-        <w:t>：確認現場付款是否可刷卡，或須事先轉帳訂金；信用卡須開通海外刷卡</w:t>
+        <w:t>：購買旅平險後須將 5 人保單影本傳給 EUROCOVER 作為緊急救難用</w:t>
       </w:r>
     </w:p>
     <w:p>
@@ -2218,7 +2147,7 @@
           <w:rFonts w:ascii="Microsoft JhengHei" w:hAnsi="Microsoft JhengHei" w:eastAsia="Microsoft JhengHei"/>
           <w:i/>
         </w:rPr>
-        <w:t>最後更新：2026/5/1</w:t>
+        <w:t>最後更新：2026/05/13（三方審查修訂版）</w:t>
       </w:r>
       <w:r>
         <w:rPr>

--- a/docs/Day1_米蘭機場到Siena.docx
+++ b/docs/Day1_米蘭機場到Siena.docx
@@ -777,6 +777,1778 @@
           <w:sz w:val="21"/>
         </w:rPr>
         <w:t>• 卸貨時間通常限制 15~20 分鐘，司機會協助快速搬運</w:t>
+      </w:r>
+    </w:p>
+    <w:p>
+      <w:pPr>
+        <w:spacing w:before="40" w:after="40"/>
+        <w:pBdr>
+          <w:bottom w:val="single" w:sz="4" w:space="1" w:color="BDC3C7"/>
+        </w:pBdr>
+      </w:pPr>
+    </w:p>
+    <w:p>
+      <w:r>
+        <w:br w:type="page"/>
+      </w:r>
+    </w:p>
+    <w:p>
+      <w:pPr>
+        <w:pStyle w:val="Heading2"/>
+      </w:pPr>
+      <w:r>
+        <w:t>Parma 中停美食推薦</w:t>
+      </w:r>
+    </w:p>
+    <w:p>
+      <w:pPr>
+        <w:ind w:left="283"/>
+        <w:pBdr>
+          <w:left w:val="single" w:sz="12" w:space="4" w:color="2E86C1"/>
+        </w:pBdr>
+        <w:shd w:fill="EBF5FB"/>
+      </w:pPr>
+      <w:r>
+        <w:rPr>
+          <w:rFonts w:ascii="Microsoft JhengHei" w:hAnsi="Microsoft JhengHei" w:eastAsia="Microsoft JhengHei"/>
+          <w:color w:val="5D6D7E"/>
+          <w:sz w:val="21"/>
+        </w:rPr>
+        <w:t>來源：EUROCOVER 2026 行前推薦文件《帕爾馬特產店/餐廳推薦》</w:t>
+      </w:r>
+    </w:p>
+    <w:p>
+      <w:pPr>
+        <w:pStyle w:val="Heading3"/>
+      </w:pPr>
+      <w:r>
+        <w:t>🍽 餐廳（中午正餐）</w:t>
+      </w:r>
+    </w:p>
+    <w:tbl>
+      <w:tblPr>
+        <w:tblStyle w:val="TableGrid"/>
+        <w:tblW w:type="auto" w:w="0"/>
+        <w:jc w:val="center"/>
+        <w:tblLook w:firstColumn="1" w:firstRow="1" w:lastColumn="0" w:lastRow="0" w:noHBand="0" w:noVBand="1" w:val="04A0"/>
+      </w:tblPr>
+      <w:tblGrid>
+        <w:gridCol w:w="1814"/>
+        <w:gridCol w:w="1814"/>
+        <w:gridCol w:w="1814"/>
+        <w:gridCol w:w="1814"/>
+        <w:gridCol w:w="1814"/>
+      </w:tblGrid>
+      <w:tr>
+        <w:tc>
+          <w:tcPr>
+            <w:tcW w:type="dxa" w:w="1814"/>
+            <w:shd w:fill="1B4F72"/>
+          </w:tcPr>
+          <w:p>
+            <w:pPr>
+              <w:jc w:val="center"/>
+            </w:pPr>
+            <w:r/>
+            <w:r>
+              <w:rPr>
+                <w:rFonts w:ascii="Microsoft JhengHei" w:hAnsi="Microsoft JhengHei" w:eastAsia="Microsoft JhengHei"/>
+                <w:b/>
+                <w:color w:val="FFFFFF"/>
+                <w:sz w:val="20"/>
+              </w:rPr>
+              <w:t>#</w:t>
+            </w:r>
+          </w:p>
+        </w:tc>
+        <w:tc>
+          <w:tcPr>
+            <w:tcW w:type="dxa" w:w="1814"/>
+            <w:shd w:fill="1B4F72"/>
+          </w:tcPr>
+          <w:p>
+            <w:pPr>
+              <w:jc w:val="center"/>
+            </w:pPr>
+            <w:r/>
+            <w:r>
+              <w:rPr>
+                <w:rFonts w:ascii="Microsoft JhengHei" w:hAnsi="Microsoft JhengHei" w:eastAsia="Microsoft JhengHei"/>
+                <w:b/>
+                <w:color w:val="FFFFFF"/>
+                <w:sz w:val="20"/>
+              </w:rPr>
+              <w:t>店名</w:t>
+            </w:r>
+          </w:p>
+        </w:tc>
+        <w:tc>
+          <w:tcPr>
+            <w:tcW w:type="dxa" w:w="1814"/>
+            <w:shd w:fill="1B4F72"/>
+          </w:tcPr>
+          <w:p>
+            <w:pPr>
+              <w:jc w:val="center"/>
+            </w:pPr>
+            <w:r/>
+            <w:r>
+              <w:rPr>
+                <w:rFonts w:ascii="Microsoft JhengHei" w:hAnsi="Microsoft JhengHei" w:eastAsia="Microsoft JhengHei"/>
+                <w:b/>
+                <w:color w:val="FFFFFF"/>
+                <w:sz w:val="20"/>
+              </w:rPr>
+              <w:t>地址</w:t>
+            </w:r>
+          </w:p>
+        </w:tc>
+        <w:tc>
+          <w:tcPr>
+            <w:tcW w:type="dxa" w:w="1814"/>
+            <w:shd w:fill="1B4F72"/>
+          </w:tcPr>
+          <w:p>
+            <w:pPr>
+              <w:jc w:val="center"/>
+            </w:pPr>
+            <w:r/>
+            <w:r>
+              <w:rPr>
+                <w:rFonts w:ascii="Microsoft JhengHei" w:hAnsi="Microsoft JhengHei" w:eastAsia="Microsoft JhengHei"/>
+                <w:b/>
+                <w:color w:val="FFFFFF"/>
+                <w:sz w:val="20"/>
+              </w:rPr>
+              <w:t>特色</w:t>
+            </w:r>
+          </w:p>
+        </w:tc>
+        <w:tc>
+          <w:tcPr>
+            <w:tcW w:type="dxa" w:w="1814"/>
+            <w:shd w:fill="1B4F72"/>
+          </w:tcPr>
+          <w:p>
+            <w:pPr>
+              <w:jc w:val="center"/>
+            </w:pPr>
+            <w:r/>
+            <w:r>
+              <w:rPr>
+                <w:rFonts w:ascii="Microsoft JhengHei" w:hAnsi="Microsoft JhengHei" w:eastAsia="Microsoft JhengHei"/>
+                <w:b/>
+                <w:color w:val="FFFFFF"/>
+                <w:sz w:val="20"/>
+              </w:rPr>
+              <w:t>權威背書</w:t>
+            </w:r>
+          </w:p>
+        </w:tc>
+      </w:tr>
+      <w:tr>
+        <w:tc>
+          <w:tcPr>
+            <w:tcW w:type="dxa" w:w="1814"/>
+          </w:tcPr>
+          <w:p>
+            <w:r/>
+            <w:r>
+              <w:rPr>
+                <w:rFonts w:ascii="Microsoft JhengHei" w:hAnsi="Microsoft JhengHei" w:eastAsia="Microsoft JhengHei"/>
+                <w:sz w:val="19"/>
+              </w:rPr>
+              <w:t>1</w:t>
+            </w:r>
+          </w:p>
+        </w:tc>
+        <w:tc>
+          <w:tcPr>
+            <w:tcW w:type="dxa" w:w="1814"/>
+          </w:tcPr>
+          <w:p>
+            <w:r/>
+            <w:r>
+              <w:rPr>
+                <w:rFonts w:ascii="Microsoft JhengHei" w:hAnsi="Microsoft JhengHei" w:eastAsia="Microsoft JhengHei"/>
+                <w:sz w:val="19"/>
+              </w:rPr>
+            </w:r>
+            <w:r>
+              <w:rPr>
+                <w:rFonts w:ascii="Microsoft JhengHei" w:hAnsi="Microsoft JhengHei" w:eastAsia="Microsoft JhengHei"/>
+                <w:b/>
+                <w:sz w:val="19"/>
+              </w:rPr>
+              <w:t>BRISLA TRATTORIA</w:t>
+            </w:r>
+            <w:r>
+              <w:rPr>
+                <w:rFonts w:ascii="Microsoft JhengHei" w:hAnsi="Microsoft JhengHei" w:eastAsia="Microsoft JhengHei"/>
+                <w:sz w:val="19"/>
+              </w:rPr>
+            </w:r>
+          </w:p>
+        </w:tc>
+        <w:tc>
+          <w:tcPr>
+            <w:tcW w:type="dxa" w:w="1814"/>
+          </w:tcPr>
+          <w:p>
+            <w:r/>
+            <w:r>
+              <w:rPr>
+                <w:rFonts w:ascii="Microsoft JhengHei" w:hAnsi="Microsoft JhengHei" w:eastAsia="Microsoft JhengHei"/>
+                <w:sz w:val="19"/>
+              </w:rPr>
+              <w:t>Strada Luigi Carlo Farini 41/A, 43121 Parma PR</w:t>
+            </w:r>
+          </w:p>
+        </w:tc>
+        <w:tc>
+          <w:tcPr>
+            <w:tcW w:type="dxa" w:w="1814"/>
+          </w:tcPr>
+          <w:p>
+            <w:r/>
+            <w:r>
+              <w:rPr>
+                <w:rFonts w:ascii="Microsoft JhengHei" w:hAnsi="Microsoft JhengHei" w:eastAsia="Microsoft JhengHei"/>
+                <w:sz w:val="19"/>
+              </w:rPr>
+              <w:t xml:space="preserve">新派小館，傳統 Parma 料理 + 現代創意；鎮店之寶 </w:t>
+            </w:r>
+            <w:r>
+              <w:rPr>
+                <w:rFonts w:ascii="Microsoft JhengHei" w:hAnsi="Microsoft JhengHei" w:eastAsia="Microsoft JhengHei"/>
+                <w:b/>
+                <w:sz w:val="19"/>
+              </w:rPr>
+              <w:t>Bomba di Riso</w:t>
+            </w:r>
+            <w:r>
+              <w:rPr>
+                <w:rFonts w:ascii="Microsoft JhengHei" w:hAnsi="Microsoft JhengHei" w:eastAsia="Microsoft JhengHei"/>
+                <w:sz w:val="19"/>
+              </w:rPr>
+              <w:t>（</w:t>
+            </w:r>
+            <w:r>
+              <w:rPr>
+                <w:rFonts w:ascii="Microsoft JhengHei" w:hAnsi="Microsoft JhengHei" w:eastAsia="Microsoft JhengHei"/>
+                <w:b/>
+                <w:sz w:val="19"/>
+              </w:rPr>
+              <w:t>帕馬傳統烤米飯盅／timballo</w:t>
+            </w:r>
+            <w:r>
+              <w:rPr>
+                <w:rFonts w:ascii="Microsoft JhengHei" w:hAnsi="Microsoft JhengHei" w:eastAsia="Microsoft JhengHei"/>
+                <w:sz w:val="19"/>
+              </w:rPr>
+              <w:t>，米飯模型烤製、常搭配鴿肉醬／野味醬；</w:t>
+            </w:r>
+            <w:r>
+              <w:rPr>
+                <w:rFonts w:ascii="Microsoft JhengHei" w:hAnsi="Microsoft JhengHei" w:eastAsia="Microsoft JhengHei"/>
+                <w:b/>
+                <w:sz w:val="19"/>
+              </w:rPr>
+              <w:t>非西西里炸米球 Arancini</w:t>
+            </w:r>
+            <w:r>
+              <w:rPr>
+                <w:rFonts w:ascii="Microsoft JhengHei" w:hAnsi="Microsoft JhengHei" w:eastAsia="Microsoft JhengHei"/>
+                <w:sz w:val="19"/>
+              </w:rPr>
+              <w:t>）</w:t>
+            </w:r>
+          </w:p>
+        </w:tc>
+        <w:tc>
+          <w:tcPr>
+            <w:tcW w:type="dxa" w:w="1814"/>
+          </w:tcPr>
+          <w:p>
+            <w:r/>
+            <w:r>
+              <w:rPr>
+                <w:rFonts w:ascii="Microsoft JhengHei" w:hAnsi="Microsoft JhengHei" w:eastAsia="Microsoft JhengHei"/>
+                <w:sz w:val="19"/>
+              </w:rPr>
+            </w:r>
+            <w:r>
+              <w:rPr>
+                <w:rFonts w:ascii="Microsoft JhengHei" w:hAnsi="Microsoft JhengHei" w:eastAsia="Microsoft JhengHei"/>
+                <w:b/>
+                <w:sz w:val="19"/>
+              </w:rPr>
+              <w:t>米其林指南列名 Bib Gourmand 必比登推介</w:t>
+            </w:r>
+            <w:r>
+              <w:rPr>
+                <w:rFonts w:ascii="Microsoft JhengHei" w:hAnsi="Microsoft JhengHei" w:eastAsia="Microsoft JhengHei"/>
+                <w:sz w:val="19"/>
+              </w:rPr>
+            </w:r>
+          </w:p>
+        </w:tc>
+      </w:tr>
+      <w:tr>
+        <w:tc>
+          <w:tcPr>
+            <w:tcW w:type="dxa" w:w="1814"/>
+            <w:shd w:fill="EBF5FB"/>
+          </w:tcPr>
+          <w:p>
+            <w:r/>
+            <w:r>
+              <w:rPr>
+                <w:rFonts w:ascii="Microsoft JhengHei" w:hAnsi="Microsoft JhengHei" w:eastAsia="Microsoft JhengHei"/>
+                <w:sz w:val="19"/>
+              </w:rPr>
+              <w:t>2</w:t>
+            </w:r>
+          </w:p>
+        </w:tc>
+        <w:tc>
+          <w:tcPr>
+            <w:tcW w:type="dxa" w:w="1814"/>
+            <w:shd w:fill="EBF5FB"/>
+          </w:tcPr>
+          <w:p>
+            <w:r/>
+            <w:r>
+              <w:rPr>
+                <w:rFonts w:ascii="Microsoft JhengHei" w:hAnsi="Microsoft JhengHei" w:eastAsia="Microsoft JhengHei"/>
+                <w:sz w:val="19"/>
+              </w:rPr>
+            </w:r>
+            <w:r>
+              <w:rPr>
+                <w:rFonts w:ascii="Microsoft JhengHei" w:hAnsi="Microsoft JhengHei" w:eastAsia="Microsoft JhengHei"/>
+                <w:b/>
+                <w:sz w:val="19"/>
+              </w:rPr>
+              <w:t>DEGUSTERIA ROMANI</w:t>
+            </w:r>
+            <w:r>
+              <w:rPr>
+                <w:rFonts w:ascii="Microsoft JhengHei" w:hAnsi="Microsoft JhengHei" w:eastAsia="Microsoft JhengHei"/>
+                <w:sz w:val="19"/>
+              </w:rPr>
+            </w:r>
+          </w:p>
+        </w:tc>
+        <w:tc>
+          <w:tcPr>
+            <w:tcW w:type="dxa" w:w="1814"/>
+            <w:shd w:fill="EBF5FB"/>
+          </w:tcPr>
+          <w:p>
+            <w:r/>
+            <w:r>
+              <w:rPr>
+                <w:rFonts w:ascii="Microsoft JhengHei" w:hAnsi="Microsoft JhengHei" w:eastAsia="Microsoft JhengHei"/>
+                <w:sz w:val="19"/>
+              </w:rPr>
+              <w:t>Borgo Palmia 2/C, 43121 Parma PR</w:t>
+            </w:r>
+          </w:p>
+        </w:tc>
+        <w:tc>
+          <w:tcPr>
+            <w:tcW w:type="dxa" w:w="1814"/>
+            <w:shd w:fill="EBF5FB"/>
+          </w:tcPr>
+          <w:p>
+            <w:r/>
+            <w:r>
+              <w:rPr>
+                <w:rFonts w:ascii="Microsoft JhengHei" w:hAnsi="Microsoft JhengHei" w:eastAsia="Microsoft JhengHei"/>
+                <w:sz w:val="19"/>
+              </w:rPr>
+              <w:t>熟食店 + 餐廳合一，專精頂級火腿、起司、在地美酒；「一站式品鑑」</w:t>
+            </w:r>
+          </w:p>
+        </w:tc>
+        <w:tc>
+          <w:tcPr>
+            <w:tcW w:type="dxa" w:w="1814"/>
+            <w:shd w:fill="EBF5FB"/>
+          </w:tcPr>
+          <w:p>
+            <w:r/>
+            <w:r>
+              <w:rPr>
+                <w:rFonts w:ascii="Microsoft JhengHei" w:hAnsi="Microsoft JhengHei" w:eastAsia="Microsoft JhengHei"/>
+                <w:sz w:val="19"/>
+              </w:rPr>
+              <w:t>EUROCOVER 顧問推薦</w:t>
+            </w:r>
+          </w:p>
+        </w:tc>
+      </w:tr>
+    </w:tbl>
+    <w:p/>
+    <w:p>
+      <w:pPr>
+        <w:pStyle w:val="Heading3"/>
+      </w:pPr>
+      <w:r>
+        <w:t>🏪 特產店（伴手禮／品嚐火腿起司）</w:t>
+      </w:r>
+    </w:p>
+    <w:tbl>
+      <w:tblPr>
+        <w:tblStyle w:val="TableGrid"/>
+        <w:tblW w:type="auto" w:w="0"/>
+        <w:jc w:val="center"/>
+        <w:tblLook w:firstColumn="1" w:firstRow="1" w:lastColumn="0" w:lastRow="0" w:noHBand="0" w:noVBand="1" w:val="04A0"/>
+      </w:tblPr>
+      <w:tblGrid>
+        <w:gridCol w:w="1814"/>
+        <w:gridCol w:w="1814"/>
+        <w:gridCol w:w="1814"/>
+        <w:gridCol w:w="1814"/>
+        <w:gridCol w:w="1814"/>
+      </w:tblGrid>
+      <w:tr>
+        <w:tc>
+          <w:tcPr>
+            <w:tcW w:type="dxa" w:w="1814"/>
+            <w:shd w:fill="1B4F72"/>
+          </w:tcPr>
+          <w:p>
+            <w:pPr>
+              <w:jc w:val="center"/>
+            </w:pPr>
+            <w:r/>
+            <w:r>
+              <w:rPr>
+                <w:rFonts w:ascii="Microsoft JhengHei" w:hAnsi="Microsoft JhengHei" w:eastAsia="Microsoft JhengHei"/>
+                <w:b/>
+                <w:color w:val="FFFFFF"/>
+                <w:sz w:val="20"/>
+              </w:rPr>
+              <w:t>#</w:t>
+            </w:r>
+          </w:p>
+        </w:tc>
+        <w:tc>
+          <w:tcPr>
+            <w:tcW w:type="dxa" w:w="1814"/>
+            <w:shd w:fill="1B4F72"/>
+          </w:tcPr>
+          <w:p>
+            <w:pPr>
+              <w:jc w:val="center"/>
+            </w:pPr>
+            <w:r/>
+            <w:r>
+              <w:rPr>
+                <w:rFonts w:ascii="Microsoft JhengHei" w:hAnsi="Microsoft JhengHei" w:eastAsia="Microsoft JhengHei"/>
+                <w:b/>
+                <w:color w:val="FFFFFF"/>
+                <w:sz w:val="20"/>
+              </w:rPr>
+              <w:t>店名</w:t>
+            </w:r>
+          </w:p>
+        </w:tc>
+        <w:tc>
+          <w:tcPr>
+            <w:tcW w:type="dxa" w:w="1814"/>
+            <w:shd w:fill="1B4F72"/>
+          </w:tcPr>
+          <w:p>
+            <w:pPr>
+              <w:jc w:val="center"/>
+            </w:pPr>
+            <w:r/>
+            <w:r>
+              <w:rPr>
+                <w:rFonts w:ascii="Microsoft JhengHei" w:hAnsi="Microsoft JhengHei" w:eastAsia="Microsoft JhengHei"/>
+                <w:b/>
+                <w:color w:val="FFFFFF"/>
+                <w:sz w:val="20"/>
+              </w:rPr>
+              <w:t>地址</w:t>
+            </w:r>
+          </w:p>
+        </w:tc>
+        <w:tc>
+          <w:tcPr>
+            <w:tcW w:type="dxa" w:w="1814"/>
+            <w:shd w:fill="1B4F72"/>
+          </w:tcPr>
+          <w:p>
+            <w:pPr>
+              <w:jc w:val="center"/>
+            </w:pPr>
+            <w:r/>
+            <w:r>
+              <w:rPr>
+                <w:rFonts w:ascii="Microsoft JhengHei" w:hAnsi="Microsoft JhengHei" w:eastAsia="Microsoft JhengHei"/>
+                <w:b/>
+                <w:color w:val="FFFFFF"/>
+                <w:sz w:val="20"/>
+              </w:rPr>
+              <w:t>特色</w:t>
+            </w:r>
+          </w:p>
+        </w:tc>
+        <w:tc>
+          <w:tcPr>
+            <w:tcW w:type="dxa" w:w="1814"/>
+            <w:shd w:fill="1B4F72"/>
+          </w:tcPr>
+          <w:p>
+            <w:pPr>
+              <w:jc w:val="center"/>
+            </w:pPr>
+            <w:r/>
+            <w:r>
+              <w:rPr>
+                <w:rFonts w:ascii="Microsoft JhengHei" w:hAnsi="Microsoft JhengHei" w:eastAsia="Microsoft JhengHei"/>
+                <w:b/>
+                <w:color w:val="FFFFFF"/>
+                <w:sz w:val="20"/>
+              </w:rPr>
+              <w:t>適合</w:t>
+            </w:r>
+          </w:p>
+        </w:tc>
+      </w:tr>
+      <w:tr>
+        <w:tc>
+          <w:tcPr>
+            <w:tcW w:type="dxa" w:w="1814"/>
+          </w:tcPr>
+          <w:p>
+            <w:r/>
+            <w:r>
+              <w:rPr>
+                <w:rFonts w:ascii="Microsoft JhengHei" w:hAnsi="Microsoft JhengHei" w:eastAsia="Microsoft JhengHei"/>
+                <w:sz w:val="19"/>
+              </w:rPr>
+              <w:t>3</w:t>
+            </w:r>
+          </w:p>
+        </w:tc>
+        <w:tc>
+          <w:tcPr>
+            <w:tcW w:type="dxa" w:w="1814"/>
+          </w:tcPr>
+          <w:p>
+            <w:r/>
+            <w:r>
+              <w:rPr>
+                <w:rFonts w:ascii="Microsoft JhengHei" w:hAnsi="Microsoft JhengHei" w:eastAsia="Microsoft JhengHei"/>
+                <w:sz w:val="19"/>
+              </w:rPr>
+            </w:r>
+            <w:r>
+              <w:rPr>
+                <w:rFonts w:ascii="Microsoft JhengHei" w:hAnsi="Microsoft JhengHei" w:eastAsia="Microsoft JhengHei"/>
+                <w:b/>
+                <w:sz w:val="19"/>
+              </w:rPr>
+              <w:t>LA PROSCIUTTERIA NOI</w:t>
+            </w:r>
+            <w:r>
+              <w:rPr>
+                <w:rFonts w:ascii="Microsoft JhengHei" w:hAnsi="Microsoft JhengHei" w:eastAsia="Microsoft JhengHei"/>
+                <w:sz w:val="19"/>
+              </w:rPr>
+            </w:r>
+          </w:p>
+        </w:tc>
+        <w:tc>
+          <w:tcPr>
+            <w:tcW w:type="dxa" w:w="1814"/>
+          </w:tcPr>
+          <w:p>
+            <w:r/>
+            <w:r>
+              <w:rPr>
+                <w:rFonts w:ascii="Microsoft JhengHei" w:hAnsi="Microsoft JhengHei" w:eastAsia="Microsoft JhengHei"/>
+                <w:sz w:val="19"/>
+              </w:rPr>
+              <w:t>Strada Luigi Carlo Farini 9/C, 43121 Parma PR</w:t>
+            </w:r>
+          </w:p>
+        </w:tc>
+        <w:tc>
+          <w:tcPr>
+            <w:tcW w:type="dxa" w:w="1814"/>
+          </w:tcPr>
+          <w:p>
+            <w:r/>
+            <w:r>
+              <w:rPr>
+                <w:rFonts w:ascii="Microsoft JhengHei" w:hAnsi="Microsoft JhengHei" w:eastAsia="Microsoft JhengHei"/>
+                <w:sz w:val="19"/>
+              </w:rPr>
+              <w:t>歷史街區傳統老店；老闆現場切片，帕馬火腿薄如蟬翼</w:t>
+            </w:r>
+          </w:p>
+        </w:tc>
+        <w:tc>
+          <w:tcPr>
+            <w:tcW w:type="dxa" w:w="1814"/>
+          </w:tcPr>
+          <w:p>
+            <w:r/>
+            <w:r>
+              <w:rPr>
+                <w:rFonts w:ascii="Microsoft JhengHei" w:hAnsi="Microsoft JhengHei" w:eastAsia="Microsoft JhengHei"/>
+                <w:sz w:val="19"/>
+              </w:rPr>
+              <w:t>避開觀光人潮、深入當地的老饕</w:t>
+            </w:r>
+          </w:p>
+        </w:tc>
+      </w:tr>
+      <w:tr>
+        <w:tc>
+          <w:tcPr>
+            <w:tcW w:type="dxa" w:w="1814"/>
+            <w:shd w:fill="EBF5FB"/>
+          </w:tcPr>
+          <w:p>
+            <w:r/>
+            <w:r>
+              <w:rPr>
+                <w:rFonts w:ascii="Microsoft JhengHei" w:hAnsi="Microsoft JhengHei" w:eastAsia="Microsoft JhengHei"/>
+                <w:sz w:val="19"/>
+              </w:rPr>
+              <w:t>4</w:t>
+            </w:r>
+          </w:p>
+        </w:tc>
+        <w:tc>
+          <w:tcPr>
+            <w:tcW w:type="dxa" w:w="1814"/>
+            <w:shd w:fill="EBF5FB"/>
+          </w:tcPr>
+          <w:p>
+            <w:r/>
+            <w:r>
+              <w:rPr>
+                <w:rFonts w:ascii="Microsoft JhengHei" w:hAnsi="Microsoft JhengHei" w:eastAsia="Microsoft JhengHei"/>
+                <w:sz w:val="19"/>
+              </w:rPr>
+            </w:r>
+            <w:r>
+              <w:rPr>
+                <w:rFonts w:ascii="Microsoft JhengHei" w:hAnsi="Microsoft JhengHei" w:eastAsia="Microsoft JhengHei"/>
+                <w:b/>
+                <w:sz w:val="19"/>
+              </w:rPr>
+              <w:t>LA BECCHERIA</w:t>
+            </w:r>
+            <w:r>
+              <w:rPr>
+                <w:rFonts w:ascii="Microsoft JhengHei" w:hAnsi="Microsoft JhengHei" w:eastAsia="Microsoft JhengHei"/>
+                <w:sz w:val="19"/>
+              </w:rPr>
+            </w:r>
+          </w:p>
+        </w:tc>
+        <w:tc>
+          <w:tcPr>
+            <w:tcW w:type="dxa" w:w="1814"/>
+            <w:shd w:fill="EBF5FB"/>
+          </w:tcPr>
+          <w:p>
+            <w:r/>
+            <w:r>
+              <w:rPr>
+                <w:rFonts w:ascii="Microsoft JhengHei" w:hAnsi="Microsoft JhengHei" w:eastAsia="Microsoft JhengHei"/>
+                <w:sz w:val="19"/>
+              </w:rPr>
+              <w:t>Via Emilia Est 11/A, 43121 Parma PR</w:t>
+            </w:r>
+          </w:p>
+        </w:tc>
+        <w:tc>
+          <w:tcPr>
+            <w:tcW w:type="dxa" w:w="1814"/>
+            <w:shd w:fill="EBF5FB"/>
+          </w:tcPr>
+          <w:p>
+            <w:r/>
+            <w:r>
+              <w:rPr>
+                <w:rFonts w:ascii="Microsoft JhengHei" w:hAnsi="Microsoft JhengHei" w:eastAsia="Microsoft JhengHei"/>
+                <w:sz w:val="19"/>
+              </w:rPr>
+              <w:t>精緻醃製肉品 + Parmigiano-Reggiano + 在地葡萄酒，包裝講究</w:t>
+            </w:r>
+          </w:p>
+        </w:tc>
+        <w:tc>
+          <w:tcPr>
+            <w:tcW w:type="dxa" w:w="1814"/>
+            <w:shd w:fill="EBF5FB"/>
+          </w:tcPr>
+          <w:p>
+            <w:r/>
+            <w:r>
+              <w:rPr>
+                <w:rFonts w:ascii="Microsoft JhengHei" w:hAnsi="Microsoft JhengHei" w:eastAsia="Microsoft JhengHei"/>
+                <w:sz w:val="19"/>
+              </w:rPr>
+              <w:t>體面伴手禮、品質導向客人</w:t>
+            </w:r>
+          </w:p>
+        </w:tc>
+      </w:tr>
+    </w:tbl>
+    <w:p/>
+    <w:p>
+      <w:pPr>
+        <w:pStyle w:val="Heading3"/>
+      </w:pPr>
+      <w:r>
+        <w:t>📍 地理動線</w:t>
+      </w:r>
+    </w:p>
+    <w:p>
+      <w:pPr>
+        <w:ind w:left="454" w:hanging="227"/>
+      </w:pPr>
+      <w:r>
+        <w:rPr>
+          <w:rFonts w:ascii="Microsoft JhengHei" w:hAnsi="Microsoft JhengHei" w:eastAsia="Microsoft JhengHei"/>
+          <w:sz w:val="21"/>
+        </w:rPr>
+        <w:t xml:space="preserve">• </w:t>
+      </w:r>
+      <w:r>
+        <w:rPr>
+          <w:rFonts w:ascii="Microsoft JhengHei" w:hAnsi="Microsoft JhengHei" w:eastAsia="Microsoft JhengHei"/>
+          <w:b/>
+          <w:sz w:val="21"/>
+        </w:rPr>
+        <w:t>Strada Luigi Carlo Farini</w:t>
+      </w:r>
+      <w:r>
+        <w:rPr>
+          <w:rFonts w:ascii="Microsoft JhengHei" w:hAnsi="Microsoft JhengHei" w:eastAsia="Microsoft JhengHei"/>
+          <w:sz w:val="21"/>
+        </w:rPr>
+        <w:t xml:space="preserve"> 一條街上同時有 </w:t>
+      </w:r>
+      <w:r>
+        <w:rPr>
+          <w:rFonts w:ascii="Microsoft JhengHei" w:hAnsi="Microsoft JhengHei" w:eastAsia="Microsoft JhengHei"/>
+          <w:b/>
+          <w:sz w:val="21"/>
+        </w:rPr>
+        <w:t>BRISLA TRATTORIA（41/A）</w:t>
+      </w:r>
+      <w:r>
+        <w:rPr>
+          <w:rFonts w:ascii="Microsoft JhengHei" w:hAnsi="Microsoft JhengHei" w:eastAsia="Microsoft JhengHei"/>
+          <w:sz w:val="21"/>
+        </w:rPr>
+        <w:t xml:space="preserve"> 與 </w:t>
+      </w:r>
+      <w:r>
+        <w:rPr>
+          <w:rFonts w:ascii="Microsoft JhengHei" w:hAnsi="Microsoft JhengHei" w:eastAsia="Microsoft JhengHei"/>
+          <w:b/>
+          <w:sz w:val="21"/>
+        </w:rPr>
+        <w:t>LA PROSCIUTTERIA NOI（9/C）</w:t>
+      </w:r>
+      <w:r>
+        <w:rPr>
+          <w:rFonts w:ascii="Microsoft JhengHei" w:hAnsi="Microsoft JhengHei" w:eastAsia="Microsoft JhengHei"/>
+          <w:sz w:val="21"/>
+        </w:rPr>
+        <w:t>，相距 200~300 公尺 → 可一條街走完「吃午餐 + 品嚐火腿」</w:t>
+      </w:r>
+    </w:p>
+    <w:p>
+      <w:pPr>
+        <w:ind w:left="454" w:hanging="227"/>
+      </w:pPr>
+      <w:r>
+        <w:rPr>
+          <w:rFonts w:ascii="Microsoft JhengHei" w:hAnsi="Microsoft JhengHei" w:eastAsia="Microsoft JhengHei"/>
+          <w:sz w:val="21"/>
+        </w:rPr>
+        <w:t xml:space="preserve">• </w:t>
+      </w:r>
+      <w:r>
+        <w:rPr>
+          <w:rFonts w:ascii="Microsoft JhengHei" w:hAnsi="Microsoft JhengHei" w:eastAsia="Microsoft JhengHei"/>
+          <w:b/>
+          <w:sz w:val="21"/>
+        </w:rPr>
+        <w:t>LA BECCHERIA</w:t>
+      </w:r>
+      <w:r>
+        <w:rPr>
+          <w:rFonts w:ascii="Microsoft JhengHei" w:hAnsi="Microsoft JhengHei" w:eastAsia="Microsoft JhengHei"/>
+          <w:sz w:val="21"/>
+        </w:rPr>
+        <w:t xml:space="preserve">（Via Emilia Est 11/A）位於老城東緣，距 Farini 大街步行約 </w:t>
+      </w:r>
+      <w:r>
+        <w:rPr>
+          <w:rFonts w:ascii="Microsoft JhengHei" w:hAnsi="Microsoft JhengHei" w:eastAsia="Microsoft JhengHei"/>
+          <w:b/>
+          <w:sz w:val="21"/>
+        </w:rPr>
+        <w:t>8~12 分鐘</w:t>
+      </w:r>
+      <w:r>
+        <w:rPr>
+          <w:rFonts w:ascii="Microsoft JhengHei" w:hAnsi="Microsoft JhengHei" w:eastAsia="Microsoft JhengHei"/>
+          <w:sz w:val="21"/>
+        </w:rPr>
+        <w:t>（約 850 公尺）</w:t>
+      </w:r>
+    </w:p>
+    <w:p>
+      <w:pPr>
+        <w:ind w:left="454" w:hanging="227"/>
+      </w:pPr>
+      <w:r>
+        <w:rPr>
+          <w:rFonts w:ascii="Microsoft JhengHei" w:hAnsi="Microsoft JhengHei" w:eastAsia="Microsoft JhengHei"/>
+          <w:sz w:val="21"/>
+        </w:rPr>
+        <w:t xml:space="preserve">• </w:t>
+      </w:r>
+      <w:r>
+        <w:rPr>
+          <w:rFonts w:ascii="Microsoft JhengHei" w:hAnsi="Microsoft JhengHei" w:eastAsia="Microsoft JhengHei"/>
+          <w:b/>
+          <w:sz w:val="21"/>
+        </w:rPr>
+        <w:t>DEGUSTERIA ROMANI</w:t>
+      </w:r>
+      <w:r>
+        <w:rPr>
+          <w:rFonts w:ascii="Microsoft JhengHei" w:hAnsi="Microsoft JhengHei" w:eastAsia="Microsoft JhengHei"/>
+          <w:sz w:val="21"/>
+        </w:rPr>
+        <w:t>（Borgo Palmia 2/C）距 Farini 大街步行 3~5 分鐘</w:t>
+      </w:r>
+    </w:p>
+    <w:p>
+      <w:pPr>
+        <w:ind w:left="454" w:hanging="227"/>
+      </w:pPr>
+      <w:r>
+        <w:rPr>
+          <w:rFonts w:ascii="Microsoft JhengHei" w:hAnsi="Microsoft JhengHei" w:eastAsia="Microsoft JhengHei"/>
+          <w:sz w:val="21"/>
+        </w:rPr>
+        <w:t>• 4 間店皆位於 Parma 老城及邊緣徒步範圍內</w:t>
+      </w:r>
+    </w:p>
+    <w:p>
+      <w:pPr>
+        <w:pStyle w:val="Heading3"/>
+      </w:pPr>
+      <w:r>
+        <w:t>⏰ 建議排程（依 BRISLA 12:30 才開午餐校正）</w:t>
+      </w:r>
+    </w:p>
+    <w:p>
+      <w:pPr>
+        <w:ind w:left="283"/>
+        <w:pBdr>
+          <w:left w:val="single" w:sz="12" w:space="4" w:color="2E86C1"/>
+        </w:pBdr>
+        <w:shd w:fill="EBF5FB"/>
+      </w:pPr>
+      <w:r>
+        <w:rPr>
+          <w:rFonts w:ascii="Microsoft JhengHei" w:hAnsi="Microsoft JhengHei" w:eastAsia="Microsoft JhengHei"/>
+          <w:color w:val="5D6D7E"/>
+          <w:sz w:val="21"/>
+        </w:rPr>
+        <w:t xml:space="preserve">⚠ </w:t>
+      </w:r>
+      <w:r>
+        <w:rPr>
+          <w:rFonts w:ascii="Microsoft JhengHei" w:hAnsi="Microsoft JhengHei" w:eastAsia="Microsoft JhengHei"/>
+          <w:b/>
+          <w:color w:val="5D6D7E"/>
+          <w:sz w:val="21"/>
+        </w:rPr>
+        <w:t>重要排程限制</w:t>
+      </w:r>
+      <w:r>
+        <w:rPr>
+          <w:rFonts w:ascii="Microsoft JhengHei" w:hAnsi="Microsoft JhengHei" w:eastAsia="Microsoft JhengHei"/>
+          <w:color w:val="5D6D7E"/>
+          <w:sz w:val="21"/>
+        </w:rPr>
+        <w:t xml:space="preserve">：BRISLA TRATTORIA 午餐 </w:t>
+      </w:r>
+      <w:r>
+        <w:rPr>
+          <w:rFonts w:ascii="Microsoft JhengHei" w:hAnsi="Microsoft JhengHei" w:eastAsia="Microsoft JhengHei"/>
+          <w:b/>
+          <w:color w:val="5D6D7E"/>
+          <w:sz w:val="21"/>
+        </w:rPr>
+        <w:t>12:30~14:30</w:t>
+      </w:r>
+      <w:r>
+        <w:rPr>
+          <w:rFonts w:ascii="Microsoft JhengHei" w:hAnsi="Microsoft JhengHei" w:eastAsia="Microsoft JhengHei"/>
+          <w:color w:val="5D6D7E"/>
+          <w:sz w:val="21"/>
+        </w:rPr>
+        <w:t xml:space="preserve"> 才營業，11:30 前無法用餐。義大利傳統正餐皆 12:30 後開門。</w:t>
+      </w:r>
+    </w:p>
+    <w:p>
+      <w:pPr/>
+      <w:r>
+        <w:rPr>
+          <w:rFonts w:ascii="Microsoft JhengHei" w:hAnsi="Microsoft JhengHei" w:eastAsia="Microsoft JhengHei"/>
+        </w:rPr>
+      </w:r>
+      <w:r>
+        <w:rPr>
+          <w:rFonts w:ascii="Microsoft JhengHei" w:hAnsi="Microsoft JhengHei" w:eastAsia="Microsoft JhengHei"/>
+          <w:b/>
+        </w:rPr>
+        <w:t>方案 A — 吃 BRISLA（米其林必比登）｜中停約 3.5 小時，Siena 約 17:00~17:15 抵達</w:t>
+      </w:r>
+      <w:r>
+        <w:rPr>
+          <w:rFonts w:ascii="Microsoft JhengHei" w:hAnsi="Microsoft JhengHei" w:eastAsia="Microsoft JhengHei"/>
+        </w:rPr>
+      </w:r>
+    </w:p>
+    <w:tbl>
+      <w:tblPr>
+        <w:tblStyle w:val="TableGrid"/>
+        <w:tblW w:type="auto" w:w="0"/>
+        <w:jc w:val="center"/>
+        <w:tblLook w:firstColumn="1" w:firstRow="1" w:lastColumn="0" w:lastRow="0" w:noHBand="0" w:noVBand="1" w:val="04A0"/>
+      </w:tblPr>
+      <w:tblGrid>
+        <w:gridCol w:w="4536"/>
+        <w:gridCol w:w="4536"/>
+      </w:tblGrid>
+      <w:tr>
+        <w:tc>
+          <w:tcPr>
+            <w:tcW w:type="dxa" w:w="4536"/>
+            <w:shd w:fill="1B4F72"/>
+          </w:tcPr>
+          <w:p>
+            <w:pPr>
+              <w:jc w:val="center"/>
+            </w:pPr>
+            <w:r/>
+            <w:r>
+              <w:rPr>
+                <w:rFonts w:ascii="Microsoft JhengHei" w:hAnsi="Microsoft JhengHei" w:eastAsia="Microsoft JhengHei"/>
+                <w:b/>
+                <w:color w:val="FFFFFF"/>
+                <w:sz w:val="20"/>
+              </w:rPr>
+              <w:t>時間</w:t>
+            </w:r>
+          </w:p>
+        </w:tc>
+        <w:tc>
+          <w:tcPr>
+            <w:tcW w:type="dxa" w:w="4536"/>
+            <w:shd w:fill="1B4F72"/>
+          </w:tcPr>
+          <w:p>
+            <w:pPr>
+              <w:jc w:val="center"/>
+            </w:pPr>
+            <w:r/>
+            <w:r>
+              <w:rPr>
+                <w:rFonts w:ascii="Microsoft JhengHei" w:hAnsi="Microsoft JhengHei" w:eastAsia="Microsoft JhengHei"/>
+                <w:b/>
+                <w:color w:val="FFFFFF"/>
+                <w:sz w:val="20"/>
+              </w:rPr>
+              <w:t>行程</w:t>
+            </w:r>
+          </w:p>
+        </w:tc>
+      </w:tr>
+      <w:tr>
+        <w:tc>
+          <w:tcPr>
+            <w:tcW w:type="dxa" w:w="4536"/>
+          </w:tcPr>
+          <w:p>
+            <w:r/>
+            <w:r>
+              <w:rPr>
+                <w:rFonts w:ascii="Microsoft JhengHei" w:hAnsi="Microsoft JhengHei" w:eastAsia="Microsoft JhengHei"/>
+                <w:sz w:val="19"/>
+              </w:rPr>
+              <w:t>11:00~11:15</w:t>
+            </w:r>
+          </w:p>
+        </w:tc>
+        <w:tc>
+          <w:tcPr>
+            <w:tcW w:type="dxa" w:w="4536"/>
+          </w:tcPr>
+          <w:p>
+            <w:r/>
+            <w:r>
+              <w:rPr>
+                <w:rFonts w:ascii="Microsoft JhengHei" w:hAnsi="Microsoft JhengHei" w:eastAsia="Microsoft JhengHei"/>
+                <w:sz w:val="19"/>
+              </w:rPr>
+              <w:t>抵達 Parma 老城外圍</w:t>
+            </w:r>
+          </w:p>
+        </w:tc>
+      </w:tr>
+      <w:tr>
+        <w:tc>
+          <w:tcPr>
+            <w:tcW w:type="dxa" w:w="4536"/>
+            <w:shd w:fill="EBF5FB"/>
+          </w:tcPr>
+          <w:p>
+            <w:r/>
+            <w:r>
+              <w:rPr>
+                <w:rFonts w:ascii="Microsoft JhengHei" w:hAnsi="Microsoft JhengHei" w:eastAsia="Microsoft JhengHei"/>
+                <w:sz w:val="19"/>
+              </w:rPr>
+              <w:t>11:15~12:15</w:t>
+            </w:r>
+          </w:p>
+        </w:tc>
+        <w:tc>
+          <w:tcPr>
+            <w:tcW w:type="dxa" w:w="4536"/>
+            <w:shd w:fill="EBF5FB"/>
+          </w:tcPr>
+          <w:p>
+            <w:r/>
+            <w:r>
+              <w:rPr>
+                <w:rFonts w:ascii="Microsoft JhengHei" w:hAnsi="Microsoft JhengHei" w:eastAsia="Microsoft JhengHei"/>
+                <w:sz w:val="19"/>
+              </w:rPr>
+              <w:t>散步老城 + 採買 LA PROSCIUTTERIA NOI 或 LA BECCHERIA</w:t>
+            </w:r>
+          </w:p>
+        </w:tc>
+      </w:tr>
+      <w:tr>
+        <w:tc>
+          <w:tcPr>
+            <w:tcW w:type="dxa" w:w="4536"/>
+          </w:tcPr>
+          <w:p>
+            <w:r/>
+            <w:r>
+              <w:rPr>
+                <w:rFonts w:ascii="Microsoft JhengHei" w:hAnsi="Microsoft JhengHei" w:eastAsia="Microsoft JhengHei"/>
+                <w:sz w:val="19"/>
+              </w:rPr>
+              <w:t>12:15~12:30</w:t>
+            </w:r>
+          </w:p>
+        </w:tc>
+        <w:tc>
+          <w:tcPr>
+            <w:tcW w:type="dxa" w:w="4536"/>
+          </w:tcPr>
+          <w:p>
+            <w:r/>
+            <w:r>
+              <w:rPr>
+                <w:rFonts w:ascii="Microsoft JhengHei" w:hAnsi="Microsoft JhengHei" w:eastAsia="Microsoft JhengHei"/>
+                <w:sz w:val="19"/>
+              </w:rPr>
+              <w:t>步行至 BRISLA TRATTORIA（同條 Farini 大街 200~300 公尺）</w:t>
+            </w:r>
+          </w:p>
+        </w:tc>
+      </w:tr>
+      <w:tr>
+        <w:tc>
+          <w:tcPr>
+            <w:tcW w:type="dxa" w:w="4536"/>
+            <w:shd w:fill="EBF5FB"/>
+          </w:tcPr>
+          <w:p>
+            <w:r/>
+            <w:r>
+              <w:rPr>
+                <w:rFonts w:ascii="Microsoft JhengHei" w:hAnsi="Microsoft JhengHei" w:eastAsia="Microsoft JhengHei"/>
+                <w:sz w:val="19"/>
+              </w:rPr>
+              <w:t>12:30~14:15</w:t>
+            </w:r>
+          </w:p>
+        </w:tc>
+        <w:tc>
+          <w:tcPr>
+            <w:tcW w:type="dxa" w:w="4536"/>
+            <w:shd w:fill="EBF5FB"/>
+          </w:tcPr>
+          <w:p>
+            <w:r/>
+            <w:r>
+              <w:rPr>
+                <w:rFonts w:ascii="Microsoft JhengHei" w:hAnsi="Microsoft JhengHei" w:eastAsia="Microsoft JhengHei"/>
+                <w:sz w:val="19"/>
+              </w:rPr>
+              <w:t>BRISLA TRATTORIA 正餐（1.75 小時）</w:t>
+            </w:r>
+          </w:p>
+        </w:tc>
+      </w:tr>
+      <w:tr>
+        <w:tc>
+          <w:tcPr>
+            <w:tcW w:type="dxa" w:w="4536"/>
+          </w:tcPr>
+          <w:p>
+            <w:r/>
+            <w:r>
+              <w:rPr>
+                <w:rFonts w:ascii="Microsoft JhengHei" w:hAnsi="Microsoft JhengHei" w:eastAsia="Microsoft JhengHei"/>
+                <w:sz w:val="19"/>
+              </w:rPr>
+              <w:t>14:30 出發</w:t>
+            </w:r>
+          </w:p>
+        </w:tc>
+        <w:tc>
+          <w:tcPr>
+            <w:tcW w:type="dxa" w:w="4536"/>
+          </w:tcPr>
+          <w:p>
+            <w:r/>
+            <w:r>
+              <w:rPr>
+                <w:rFonts w:ascii="Microsoft JhengHei" w:hAnsi="Microsoft JhengHei" w:eastAsia="Microsoft JhengHei"/>
+                <w:sz w:val="19"/>
+              </w:rPr>
+              <w:t xml:space="preserve">2.5~2.8 小時 → </w:t>
+            </w:r>
+            <w:r>
+              <w:rPr>
+                <w:rFonts w:ascii="Microsoft JhengHei" w:hAnsi="Microsoft JhengHei" w:eastAsia="Microsoft JhengHei"/>
+                <w:b/>
+                <w:sz w:val="19"/>
+              </w:rPr>
+              <w:t>Siena 約 17:00~17:15</w:t>
+            </w:r>
+            <w:r>
+              <w:rPr>
+                <w:rFonts w:ascii="Microsoft JhengHei" w:hAnsi="Microsoft JhengHei" w:eastAsia="Microsoft JhengHei"/>
+                <w:sz w:val="19"/>
+              </w:rPr>
+            </w:r>
+          </w:p>
+        </w:tc>
+      </w:tr>
+    </w:tbl>
+    <w:p/>
+    <w:p>
+      <w:pPr/>
+      <w:r>
+        <w:rPr>
+          <w:rFonts w:ascii="Microsoft JhengHei" w:hAnsi="Microsoft JhengHei" w:eastAsia="Microsoft JhengHei"/>
+        </w:rPr>
+      </w:r>
+      <w:r>
+        <w:rPr>
+          <w:rFonts w:ascii="Microsoft JhengHei" w:hAnsi="Microsoft JhengHei" w:eastAsia="Microsoft JhengHei"/>
+          <w:b/>
+        </w:rPr>
+        <w:t>方案 B — 不等 BRISLA｜中停 1.5~2 小時，Siena 約 15:30 抵達</w:t>
+      </w:r>
+      <w:r>
+        <w:rPr>
+          <w:rFonts w:ascii="Microsoft JhengHei" w:hAnsi="Microsoft JhengHei" w:eastAsia="Microsoft JhengHei"/>
+        </w:rPr>
+      </w:r>
+    </w:p>
+    <w:tbl>
+      <w:tblPr>
+        <w:tblStyle w:val="TableGrid"/>
+        <w:tblW w:type="auto" w:w="0"/>
+        <w:jc w:val="center"/>
+        <w:tblLook w:firstColumn="1" w:firstRow="1" w:lastColumn="0" w:lastRow="0" w:noHBand="0" w:noVBand="1" w:val="04A0"/>
+      </w:tblPr>
+      <w:tblGrid>
+        <w:gridCol w:w="4536"/>
+        <w:gridCol w:w="4536"/>
+      </w:tblGrid>
+      <w:tr>
+        <w:tc>
+          <w:tcPr>
+            <w:tcW w:type="dxa" w:w="4536"/>
+            <w:shd w:fill="1B4F72"/>
+          </w:tcPr>
+          <w:p>
+            <w:pPr>
+              <w:jc w:val="center"/>
+            </w:pPr>
+            <w:r/>
+            <w:r>
+              <w:rPr>
+                <w:rFonts w:ascii="Microsoft JhengHei" w:hAnsi="Microsoft JhengHei" w:eastAsia="Microsoft JhengHei"/>
+                <w:b/>
+                <w:color w:val="FFFFFF"/>
+                <w:sz w:val="20"/>
+              </w:rPr>
+              <w:t>時間</w:t>
+            </w:r>
+          </w:p>
+        </w:tc>
+        <w:tc>
+          <w:tcPr>
+            <w:tcW w:type="dxa" w:w="4536"/>
+            <w:shd w:fill="1B4F72"/>
+          </w:tcPr>
+          <w:p>
+            <w:pPr>
+              <w:jc w:val="center"/>
+            </w:pPr>
+            <w:r/>
+            <w:r>
+              <w:rPr>
+                <w:rFonts w:ascii="Microsoft JhengHei" w:hAnsi="Microsoft JhengHei" w:eastAsia="Microsoft JhengHei"/>
+                <w:b/>
+                <w:color w:val="FFFFFF"/>
+                <w:sz w:val="20"/>
+              </w:rPr>
+              <w:t>行程</w:t>
+            </w:r>
+          </w:p>
+        </w:tc>
+      </w:tr>
+      <w:tr>
+        <w:tc>
+          <w:tcPr>
+            <w:tcW w:type="dxa" w:w="4536"/>
+          </w:tcPr>
+          <w:p>
+            <w:r/>
+            <w:r>
+              <w:rPr>
+                <w:rFonts w:ascii="Microsoft JhengHei" w:hAnsi="Microsoft JhengHei" w:eastAsia="Microsoft JhengHei"/>
+                <w:sz w:val="19"/>
+              </w:rPr>
+              <w:t>11:00~11:15</w:t>
+            </w:r>
+          </w:p>
+        </w:tc>
+        <w:tc>
+          <w:tcPr>
+            <w:tcW w:type="dxa" w:w="4536"/>
+          </w:tcPr>
+          <w:p>
+            <w:r/>
+            <w:r>
+              <w:rPr>
+                <w:rFonts w:ascii="Microsoft JhengHei" w:hAnsi="Microsoft JhengHei" w:eastAsia="Microsoft JhengHei"/>
+                <w:sz w:val="19"/>
+              </w:rPr>
+              <w:t>抵達 Parma 老城外圍</w:t>
+            </w:r>
+          </w:p>
+        </w:tc>
+      </w:tr>
+      <w:tr>
+        <w:tc>
+          <w:tcPr>
+            <w:tcW w:type="dxa" w:w="4536"/>
+            <w:shd w:fill="EBF5FB"/>
+          </w:tcPr>
+          <w:p>
+            <w:r/>
+            <w:r>
+              <w:rPr>
+                <w:rFonts w:ascii="Microsoft JhengHei" w:hAnsi="Microsoft JhengHei" w:eastAsia="Microsoft JhengHei"/>
+                <w:sz w:val="19"/>
+              </w:rPr>
+              <w:t>11:15~12:30</w:t>
+            </w:r>
+          </w:p>
+        </w:tc>
+        <w:tc>
+          <w:tcPr>
+            <w:tcW w:type="dxa" w:w="4536"/>
+            <w:shd w:fill="EBF5FB"/>
+          </w:tcPr>
+          <w:p>
+            <w:r/>
+            <w:r>
+              <w:rPr>
+                <w:rFonts w:ascii="Microsoft JhengHei" w:hAnsi="Microsoft JhengHei" w:eastAsia="Microsoft JhengHei"/>
+                <w:sz w:val="19"/>
+              </w:rPr>
+              <w:t>DEGUSTERIA ROMANI（11:00 後可進入品鑑）或老城散步</w:t>
+            </w:r>
+          </w:p>
+        </w:tc>
+      </w:tr>
+      <w:tr>
+        <w:tc>
+          <w:tcPr>
+            <w:tcW w:type="dxa" w:w="4536"/>
+          </w:tcPr>
+          <w:p>
+            <w:r/>
+            <w:r>
+              <w:rPr>
+                <w:rFonts w:ascii="Microsoft JhengHei" w:hAnsi="Microsoft JhengHei" w:eastAsia="Microsoft JhengHei"/>
+                <w:sz w:val="19"/>
+              </w:rPr>
+              <w:t>12:30~12:50</w:t>
+            </w:r>
+          </w:p>
+        </w:tc>
+        <w:tc>
+          <w:tcPr>
+            <w:tcW w:type="dxa" w:w="4536"/>
+          </w:tcPr>
+          <w:p>
+            <w:r/>
+            <w:r>
+              <w:rPr>
+                <w:rFonts w:ascii="Microsoft JhengHei" w:hAnsi="Microsoft JhengHei" w:eastAsia="Microsoft JhengHei"/>
+                <w:sz w:val="19"/>
+              </w:rPr>
+              <w:t>採買 LA PROSCIUTTERIA NOI 或 LA BECCHERIA</w:t>
+            </w:r>
+          </w:p>
+        </w:tc>
+      </w:tr>
+      <w:tr>
+        <w:tc>
+          <w:tcPr>
+            <w:tcW w:type="dxa" w:w="4536"/>
+            <w:shd w:fill="EBF5FB"/>
+          </w:tcPr>
+          <w:p>
+            <w:r/>
+            <w:r>
+              <w:rPr>
+                <w:rFonts w:ascii="Microsoft JhengHei" w:hAnsi="Microsoft JhengHei" w:eastAsia="Microsoft JhengHei"/>
+                <w:sz w:val="19"/>
+              </w:rPr>
+              <w:t>13:00 出發</w:t>
+            </w:r>
+          </w:p>
+        </w:tc>
+        <w:tc>
+          <w:tcPr>
+            <w:tcW w:type="dxa" w:w="4536"/>
+            <w:shd w:fill="EBF5FB"/>
+          </w:tcPr>
+          <w:p>
+            <w:r/>
+            <w:r>
+              <w:rPr>
+                <w:rFonts w:ascii="Microsoft JhengHei" w:hAnsi="Microsoft JhengHei" w:eastAsia="Microsoft JhengHei"/>
+                <w:sz w:val="19"/>
+              </w:rPr>
+              <w:t xml:space="preserve">2.5~2.8 小時 → </w:t>
+            </w:r>
+            <w:r>
+              <w:rPr>
+                <w:rFonts w:ascii="Microsoft JhengHei" w:hAnsi="Microsoft JhengHei" w:eastAsia="Microsoft JhengHei"/>
+                <w:b/>
+                <w:sz w:val="19"/>
+              </w:rPr>
+              <w:t>Siena 約 15:30~16:00</w:t>
+            </w:r>
+            <w:r>
+              <w:rPr>
+                <w:rFonts w:ascii="Microsoft JhengHei" w:hAnsi="Microsoft JhengHei" w:eastAsia="Microsoft JhengHei"/>
+                <w:sz w:val="19"/>
+              </w:rPr>
+            </w:r>
+          </w:p>
+        </w:tc>
+      </w:tr>
+    </w:tbl>
+    <w:p/>
+    <w:p>
+      <w:pPr>
+        <w:ind w:left="283"/>
+        <w:pBdr>
+          <w:left w:val="single" w:sz="12" w:space="4" w:color="2E86C1"/>
+        </w:pBdr>
+        <w:shd w:fill="EBF5FB"/>
+      </w:pPr>
+      <w:r>
+        <w:rPr>
+          <w:rFonts w:ascii="Microsoft JhengHei" w:hAnsi="Microsoft JhengHei" w:eastAsia="Microsoft JhengHei"/>
+          <w:color w:val="5D6D7E"/>
+          <w:sz w:val="21"/>
+        </w:rPr>
+        <w:t>⚠ 5 人團體 + 大行李，中停 1.5 小時非常緊湊；想從容用餐建議排 2.5~3 小時並接受 Siena 較晚抵達。</w:t>
+      </w:r>
+    </w:p>
+    <w:p>
+      <w:pPr>
+        <w:pStyle w:val="Heading3"/>
+      </w:pPr>
+      <w:r>
+        <w:t>⚠️ 重要提醒</w:t>
+      </w:r>
+    </w:p>
+    <w:p>
+      <w:pPr>
+        <w:ind w:left="454" w:hanging="283"/>
+      </w:pPr>
+      <w:r>
+        <w:rPr>
+          <w:rFonts w:ascii="Microsoft JhengHei" w:hAnsi="Microsoft JhengHei" w:eastAsia="Microsoft JhengHei"/>
+          <w:sz w:val="21"/>
+        </w:rPr>
+        <w:t xml:space="preserve">1. </w:t>
+      </w:r>
+      <w:r>
+        <w:rPr>
+          <w:rFonts w:ascii="Microsoft JhengHei" w:hAnsi="Microsoft JhengHei" w:eastAsia="Microsoft JhengHei"/>
+          <w:b/>
+          <w:sz w:val="21"/>
+        </w:rPr>
+        <w:t>帕馬火腿／義式臘腸禁止帶回台灣</w:t>
+      </w:r>
+      <w:r>
+        <w:rPr>
+          <w:rFonts w:ascii="Microsoft JhengHei" w:hAnsi="Microsoft JhengHei" w:eastAsia="Microsoft JhengHei"/>
+          <w:sz w:val="21"/>
+        </w:rPr>
+        <w:t>：義大利屬非洲豬瘟疫區，旅客攜帶豬肉製品（Prosciutto di Parma、Salame、Mortadella、Culatello 等）入境台灣，依《動物傳染病防治條例》第 45 條之 1，</w:t>
+      </w:r>
+      <w:r>
+        <w:rPr>
+          <w:rFonts w:ascii="Microsoft JhengHei" w:hAnsi="Microsoft JhengHei" w:eastAsia="Microsoft JhengHei"/>
+          <w:b/>
+          <w:sz w:val="21"/>
+        </w:rPr>
+        <w:t>可處新臺幣 1 萬至 100 萬元罰鍰</w:t>
+      </w:r>
+      <w:r>
+        <w:rPr>
+          <w:rFonts w:ascii="Microsoft JhengHei" w:hAnsi="Microsoft JhengHei" w:eastAsia="Microsoft JhengHei"/>
+          <w:sz w:val="21"/>
+        </w:rPr>
+        <w:t xml:space="preserve">；自非洲豬瘟疫區攜入豬肉產品實務初犯裁罰 </w:t>
+      </w:r>
+      <w:r>
+        <w:rPr>
+          <w:rFonts w:ascii="Microsoft JhengHei" w:hAnsi="Microsoft JhengHei" w:eastAsia="Microsoft JhengHei"/>
+          <w:b/>
+          <w:sz w:val="21"/>
+        </w:rPr>
+        <w:t>20 萬元</w:t>
+      </w:r>
+      <w:r>
+        <w:rPr>
+          <w:rFonts w:ascii="Microsoft JhengHei" w:hAnsi="Microsoft JhengHei" w:eastAsia="Microsoft JhengHei"/>
+          <w:sz w:val="21"/>
+        </w:rPr>
+        <w:t>（累犯 100 萬元）。「商業進口開放」≠「旅客可帶」— 火腿請</w:t>
+      </w:r>
+      <w:r>
+        <w:rPr>
+          <w:rFonts w:ascii="Microsoft JhengHei" w:hAnsi="Microsoft JhengHei" w:eastAsia="Microsoft JhengHei"/>
+          <w:b/>
+          <w:sz w:val="21"/>
+        </w:rPr>
+        <w:t>在當地食用或留在義大利境內</w:t>
+      </w:r>
+      <w:r>
+        <w:rPr>
+          <w:rFonts w:ascii="Microsoft JhengHei" w:hAnsi="Microsoft JhengHei" w:eastAsia="Microsoft JhengHei"/>
+          <w:sz w:val="21"/>
+        </w:rPr>
+        <w:t>，不要塞行李帶回台灣。</w:t>
+      </w:r>
+    </w:p>
+    <w:p>
+      <w:pPr>
+        <w:ind w:left="454" w:hanging="283"/>
+      </w:pPr>
+      <w:r>
+        <w:rPr>
+          <w:rFonts w:ascii="Microsoft JhengHei" w:hAnsi="Microsoft JhengHei" w:eastAsia="Microsoft JhengHei"/>
+          <w:sz w:val="21"/>
+        </w:rPr>
+        <w:t xml:space="preserve">2. </w:t>
+      </w:r>
+      <w:r>
+        <w:rPr>
+          <w:rFonts w:ascii="Microsoft JhengHei" w:hAnsi="Microsoft JhengHei" w:eastAsia="Microsoft JhengHei"/>
+          <w:b/>
+          <w:sz w:val="21"/>
+        </w:rPr>
+        <w:t>Parmigiano-Reggiano（帕馬森起司）可帶回</w:t>
+      </w:r>
+      <w:r>
+        <w:rPr>
+          <w:rFonts w:ascii="Microsoft JhengHei" w:hAnsi="Microsoft JhengHei" w:eastAsia="Microsoft JhengHei"/>
+          <w:sz w:val="21"/>
+        </w:rPr>
+        <w:t>：起司不屬豬肉製品、不在非洲豬瘟禁令內，旅客可攜帶自用。注意：</w:t>
+      </w:r>
+    </w:p>
+    <w:p>
+      <w:pPr>
+        <w:ind w:left="454" w:hanging="227"/>
+      </w:pPr>
+      <w:r>
+        <w:rPr>
+          <w:rFonts w:ascii="Microsoft JhengHei" w:hAnsi="Microsoft JhengHei" w:eastAsia="Microsoft JhengHei"/>
+          <w:sz w:val="21"/>
+        </w:rPr>
+        <w:t xml:space="preserve">• </w:t>
+      </w:r>
+      <w:r>
+        <w:rPr>
+          <w:rFonts w:ascii="Microsoft JhengHei" w:hAnsi="Microsoft JhengHei" w:eastAsia="Microsoft JhengHei"/>
+          <w:b/>
+          <w:sz w:val="21"/>
+        </w:rPr>
+        <w:t>食藥署一般食品自用限量</w:t>
+      </w:r>
+      <w:r>
+        <w:rPr>
+          <w:rFonts w:ascii="Microsoft JhengHei" w:hAnsi="Microsoft JhengHei" w:eastAsia="Microsoft JhengHei"/>
+          <w:sz w:val="21"/>
+        </w:rPr>
+        <w:t xml:space="preserve">：價值 1,000 美元以下、總重量 </w:t>
+      </w:r>
+      <w:r>
+        <w:rPr>
+          <w:rFonts w:ascii="Microsoft JhengHei" w:hAnsi="Microsoft JhengHei" w:eastAsia="Microsoft JhengHei"/>
+          <w:b/>
+          <w:sz w:val="21"/>
+        </w:rPr>
+        <w:t>6 公斤以內</w:t>
+      </w:r>
+      <w:r>
+        <w:rPr>
+          <w:rFonts w:ascii="Microsoft JhengHei" w:hAnsi="Microsoft JhengHei" w:eastAsia="Microsoft JhengHei"/>
+          <w:sz w:val="21"/>
+        </w:rPr>
+        <w:t>，不得販售</w:t>
+      </w:r>
+    </w:p>
+    <w:p>
+      <w:pPr>
+        <w:ind w:left="454" w:hanging="227"/>
+      </w:pPr>
+      <w:r>
+        <w:rPr>
+          <w:rFonts w:ascii="Microsoft JhengHei" w:hAnsi="Microsoft JhengHei" w:eastAsia="Microsoft JhengHei"/>
+          <w:sz w:val="21"/>
+        </w:rPr>
+        <w:t xml:space="preserve">• </w:t>
+      </w:r>
+      <w:r>
+        <w:rPr>
+          <w:rFonts w:ascii="Microsoft JhengHei" w:hAnsi="Microsoft JhengHei" w:eastAsia="Microsoft JhengHei"/>
+          <w:b/>
+          <w:sz w:val="21"/>
+        </w:rPr>
+        <w:t>海關旅客行李免稅額</w:t>
+      </w:r>
+      <w:r>
+        <w:rPr>
+          <w:rFonts w:ascii="Microsoft JhengHei" w:hAnsi="Microsoft JhengHei" w:eastAsia="Microsoft JhengHei"/>
+          <w:sz w:val="21"/>
+        </w:rPr>
+        <w:t xml:space="preserve">：個人物品免稅額 </w:t>
+      </w:r>
+      <w:r>
+        <w:rPr>
+          <w:rFonts w:ascii="Microsoft JhengHei" w:hAnsi="Microsoft JhengHei" w:eastAsia="Microsoft JhengHei"/>
+          <w:b/>
+          <w:sz w:val="21"/>
+        </w:rPr>
+        <w:t>NT$35,000</w:t>
+      </w:r>
+      <w:r>
+        <w:rPr>
+          <w:rFonts w:ascii="Microsoft JhengHei" w:hAnsi="Microsoft JhengHei" w:eastAsia="Microsoft JhengHei"/>
+          <w:sz w:val="21"/>
+        </w:rPr>
+        <w:t>（一般旅客），超過須申報並依稅則課稅</w:t>
+      </w:r>
+    </w:p>
+    <w:p>
+      <w:pPr>
+        <w:ind w:left="454" w:hanging="227"/>
+      </w:pPr>
+      <w:r>
+        <w:rPr>
+          <w:rFonts w:ascii="Microsoft JhengHei" w:hAnsi="Microsoft JhengHei" w:eastAsia="Microsoft JhengHei"/>
+          <w:sz w:val="21"/>
+        </w:rPr>
+        <w:t xml:space="preserve">• </w:t>
+      </w:r>
+      <w:r>
+        <w:rPr>
+          <w:rFonts w:ascii="Microsoft JhengHei" w:hAnsi="Microsoft JhengHei" w:eastAsia="Microsoft JhengHei"/>
+          <w:b/>
+          <w:sz w:val="21"/>
+        </w:rPr>
+        <w:t>包裝建議</w:t>
+      </w:r>
+      <w:r>
+        <w:rPr>
+          <w:rFonts w:ascii="Microsoft JhengHei" w:hAnsi="Microsoft JhengHei" w:eastAsia="Microsoft JhengHei"/>
+          <w:sz w:val="21"/>
+        </w:rPr>
+        <w:t>：真空密封較安全，避免異味與壓壞</w:t>
+      </w:r>
+    </w:p>
+    <w:p>
+      <w:pPr>
+        <w:ind w:left="454" w:hanging="283"/>
+      </w:pPr>
+      <w:r>
+        <w:rPr>
+          <w:rFonts w:ascii="Microsoft JhengHei" w:hAnsi="Microsoft JhengHei" w:eastAsia="Microsoft JhengHei"/>
+          <w:sz w:val="21"/>
+        </w:rPr>
+        <w:t xml:space="preserve">3. </w:t>
+      </w:r>
+      <w:r>
+        <w:rPr>
+          <w:rFonts w:ascii="Microsoft JhengHei" w:hAnsi="Microsoft JhengHei" w:eastAsia="Microsoft JhengHei"/>
+          <w:b/>
+          <w:sz w:val="21"/>
+        </w:rPr>
+        <w:t>訂位建議</w:t>
+      </w:r>
+      <w:r>
+        <w:rPr>
+          <w:rFonts w:ascii="Microsoft JhengHei" w:hAnsi="Microsoft JhengHei" w:eastAsia="Microsoft JhengHei"/>
+          <w:sz w:val="21"/>
+        </w:rPr>
+        <w:t>：BRISLA 為米其林必比登店家，假日／旺季容易客滿，建議出發前 1~2 週請司導協助訂位。</w:t>
+      </w:r>
+    </w:p>
+    <w:p>
+      <w:pPr>
+        <w:ind w:left="454" w:hanging="283"/>
+      </w:pPr>
+      <w:r>
+        <w:rPr>
+          <w:rFonts w:ascii="Microsoft JhengHei" w:hAnsi="Microsoft JhengHei" w:eastAsia="Microsoft JhengHei"/>
+          <w:sz w:val="21"/>
+        </w:rPr>
+        <w:t xml:space="preserve">4. </w:t>
+      </w:r>
+      <w:r>
+        <w:rPr>
+          <w:rFonts w:ascii="Microsoft JhengHei" w:hAnsi="Microsoft JhengHei" w:eastAsia="Microsoft JhengHei"/>
+          <w:b/>
+          <w:sz w:val="21"/>
+        </w:rPr>
+        <w:t>義大利午餐時間慣例</w:t>
+      </w:r>
+      <w:r>
+        <w:rPr>
+          <w:rFonts w:ascii="Microsoft JhengHei" w:hAnsi="Microsoft JhengHei" w:eastAsia="Microsoft JhengHei"/>
+          <w:sz w:val="21"/>
+        </w:rPr>
+        <w:t xml:space="preserve">：傳統餐廳 </w:t>
+      </w:r>
+      <w:r>
+        <w:rPr>
+          <w:rFonts w:ascii="Microsoft JhengHei" w:hAnsi="Microsoft JhengHei" w:eastAsia="Microsoft JhengHei"/>
+          <w:b/>
+          <w:sz w:val="21"/>
+        </w:rPr>
+        <w:t>12:30~14:30</w:t>
+      </w:r>
+      <w:r>
+        <w:rPr>
+          <w:rFonts w:ascii="Microsoft JhengHei" w:hAnsi="Microsoft JhengHei" w:eastAsia="Microsoft JhengHei"/>
+          <w:sz w:val="21"/>
+        </w:rPr>
+        <w:t xml:space="preserve"> 為午餐供應時段，11:30 前通常未開門；14:30 後廚房準備休息，14:00 前要點完餐。</w:t>
+      </w:r>
+    </w:p>
+    <w:p>
+      <w:pPr>
+        <w:ind w:left="454" w:hanging="283"/>
+      </w:pPr>
+      <w:r>
+        <w:rPr>
+          <w:rFonts w:ascii="Microsoft JhengHei" w:hAnsi="Microsoft JhengHei" w:eastAsia="Microsoft JhengHei"/>
+          <w:sz w:val="21"/>
+        </w:rPr>
+        <w:t xml:space="preserve">5. </w:t>
+      </w:r>
+      <w:r>
+        <w:rPr>
+          <w:rFonts w:ascii="Microsoft JhengHei" w:hAnsi="Microsoft JhengHei" w:eastAsia="Microsoft JhengHei"/>
+          <w:b/>
+          <w:sz w:val="21"/>
+        </w:rPr>
+        <w:t>停車與 ZTL</w:t>
+      </w:r>
+      <w:r>
+        <w:rPr>
+          <w:rFonts w:ascii="Microsoft JhengHei" w:hAnsi="Microsoft JhengHei" w:eastAsia="Microsoft JhengHei"/>
+          <w:sz w:val="21"/>
+        </w:rPr>
+        <w:t xml:space="preserve">：Parma 老城同樣有 ZTL 限行區，司機通常停在城外公共停車場（如 </w:t>
+      </w:r>
+      <w:r>
+        <w:rPr>
+          <w:rFonts w:ascii="Microsoft JhengHei" w:hAnsi="Microsoft JhengHei" w:eastAsia="Microsoft JhengHei"/>
+          <w:b/>
+          <w:sz w:val="21"/>
+        </w:rPr>
+        <w:t>Parcheggio Toschi</w:t>
+      </w:r>
+      <w:r>
+        <w:rPr>
+          <w:rFonts w:ascii="Microsoft JhengHei" w:hAnsi="Microsoft JhengHei" w:eastAsia="Microsoft JhengHei"/>
+          <w:sz w:val="21"/>
+        </w:rPr>
+        <w:t>：地下停車場、靠車站與 Pilotta 宮；</w:t>
+      </w:r>
+      <w:r>
+        <w:rPr>
+          <w:rFonts w:ascii="Microsoft JhengHei" w:hAnsi="Microsoft JhengHei" w:eastAsia="Microsoft JhengHei"/>
+          <w:b/>
+          <w:sz w:val="21"/>
+        </w:rPr>
+        <w:t>Parcheggio Goito</w:t>
+      </w:r>
+      <w:r>
+        <w:rPr>
+          <w:rFonts w:ascii="Microsoft JhengHei" w:hAnsi="Microsoft JhengHei" w:eastAsia="Microsoft JhengHei"/>
+          <w:sz w:val="21"/>
+        </w:rPr>
+        <w:t>：老城南側、靠 Farini 美食區），由 APCOA 管理，步行 5~10 分鐘進老城；下車前確認司機車輛留守安排，貴重物品隨身。</w:t>
       </w:r>
     </w:p>
     <w:p>
